--- a/06-学生侧材料/讲义/2026-06-23-人名反应系统归类.docx
+++ b/06-学生侧材料/讲义/2026-06-23-人名反应系统归类.docx
@@ -2,7 +2,7 @@
 <file path=word/document.xml><?xml version="1.0" encoding="utf-8"?>
 <w:document xmlns:w="http://schemas.openxmlformats.org/wordprocessingml/2006/main" xmlns:m="http://schemas.openxmlformats.org/officeDocument/2006/math" xmlns:r="http://schemas.openxmlformats.org/officeDocument/2006/relationships" xmlns:o="urn:schemas-microsoft-com:office:office" xmlns:v="urn:schemas-microsoft-com:vml" xmlns:w10="urn:schemas-microsoft-com:office:word" xmlns:a="http://schemas.openxmlformats.org/drawingml/2006/main" xmlns:pic="http://schemas.openxmlformats.org/drawingml/2006/picture" xmlns:wp="http://schemas.openxmlformats.org/drawingml/2006/wordprocessingDrawing">
   <w:body>
-    <w:bookmarkStart w:id="67" w:name="第4-3讲人名反应系统归类冲刺班"/>
+    <w:bookmarkStart w:id="70" w:name="第4-3讲人名反应系统归类冲刺班"/>
     <w:p>
       <w:pPr>
         <w:pStyle w:val="Heading1"/>
@@ -335,7 +335,7 @@
       </w:r>
     </w:p>
     <w:bookmarkEnd w:id="9"/>
-    <w:bookmarkStart w:id="13" w:name="一引言为什么要按机理族归类"/>
+    <w:bookmarkStart w:id="16" w:name="一引言为什么要按机理族归类"/>
     <w:p>
       <w:pPr>
         <w:pStyle w:val="Heading2"/>
@@ -546,7 +546,7 @@
       </w:r>
     </w:p>
     <w:bookmarkEnd w:id="10"/>
-    <w:bookmarkStart w:id="11" w:name="大机理族总览"/>
+    <w:bookmarkStart w:id="14" w:name="大机理族总览"/>
     <w:p>
       <w:pPr>
         <w:pStyle w:val="Heading3"/>
@@ -559,6 +559,153 @@
           <w:rFonts w:hint="eastAsia" w:eastAsia="SimHei" w:ascii="Times New Roman" w:hAnsi="Times New Roman"/>
         </w:rPr>
         <w:t xml:space="preserve">大机理族总览</w:t>
+      </w:r>
+    </w:p>
+    <w:p>
+      <w:pPr>
+        <w:pStyle w:val="FirstParagraph"/>
+        <w:jc w:val="center"/>
+      </w:pPr>
+      <w:r>
+        <w:rPr>
+          <w:b w:val="0"/>
+          <w:i w:val="0"/>
+          <w:sz w:val="21"/>
+        </w:rPr>
+        <w:drawing>
+          <wp:inline>
+            <wp:extent cx="5334000" cy="3808476"/>
+            <wp:effectExtent b="0" l="0" r="0" t="0"/>
+            <wp:docPr descr="Birch 还原——一个经典的人名反应示例" title="" id="12" name="Picture"/>
+            <a:graphic>
+              <a:graphicData uri="http://schemas.openxmlformats.org/drawingml/2006/picture">
+                <pic:pic>
+                  <pic:nvPicPr>
+                    <pic:cNvPr descr="media/birch-reduction.png" id="13" name="Picture"/>
+                    <pic:cNvPicPr>
+                      <a:picLocks noChangeArrowheads="1" noChangeAspect="1"/>
+                    </pic:cNvPicPr>
+                  </pic:nvPicPr>
+                  <pic:blipFill>
+                    <a:blip r:embed="rId11"/>
+                    <a:stretch>
+                      <a:fillRect/>
+                    </a:stretch>
+                  </pic:blipFill>
+                  <pic:spPr bwMode="auto">
+                    <a:xfrm>
+                      <a:off x="0" y="0"/>
+                      <a:ext cx="5334000" cy="3808476"/>
+                    </a:xfrm>
+                    <a:prstGeom prst="rect">
+                      <a:avLst/>
+                    </a:prstGeom>
+                    <a:noFill/>
+                    <a:ln w="9525">
+                      <a:noFill/>
+                      <a:headEnd/>
+                      <a:tailEnd/>
+                    </a:ln>
+                  </pic:spPr>
+                </pic:pic>
+              </a:graphicData>
+            </a:graphic>
+          </wp:inline>
+        </w:drawing>
+      </w:r>
+      <w:r>
+        <w:rPr>
+          <w:b w:val="0"/>
+          <w:i w:val="0"/>
+          <w:sz w:val="21"/>
+        </w:rPr>
+        <w:t xml:space="preserve"> </w:t>
+      </w:r>
+      <w:r>
+        <w:rPr>
+          <w:rFonts w:hint="eastAsia" w:eastAsia="FangSong" w:ascii="Times New Roman" w:hAnsi="Times New Roman"/>
+          <w:b w:val="0"/>
+          <w:i w:val="0"/>
+          <w:iCs/>
+          <w:sz w:val="21"/>
+        </w:rPr>
+        <w:t xml:space="preserve">图</w:t>
+      </w:r>
+      <w:r>
+        <w:rPr>
+          <w:b w:val="0"/>
+          <w:i w:val="0"/>
+          <w:iCs/>
+          <w:sz w:val="21"/>
+        </w:rPr>
+        <w:t xml:space="preserve"> Birch </w:t>
+      </w:r>
+      <w:r>
+        <w:rPr>
+          <w:rFonts w:hint="eastAsia" w:eastAsia="FangSong" w:ascii="Times New Roman" w:hAnsi="Times New Roman"/>
+          <w:b w:val="0"/>
+          <w:i w:val="0"/>
+          <w:iCs/>
+          <w:sz w:val="21"/>
+        </w:rPr>
+        <w:t xml:space="preserve">还原（溶解金属还原）的反应示例。芳环在</w:t>
+      </w:r>
+      <w:r>
+        <w:rPr>
+          <w:b w:val="0"/>
+          <w:i w:val="0"/>
+          <w:iCs/>
+          <w:sz w:val="21"/>
+        </w:rPr>
+        <w:t xml:space="preserve"> Na/NH₃(l)/EtOH </w:t>
+      </w:r>
+      <w:r>
+        <w:rPr>
+          <w:rFonts w:hint="eastAsia" w:eastAsia="FangSong" w:ascii="Times New Roman" w:hAnsi="Times New Roman"/>
+          <w:b w:val="0"/>
+          <w:i w:val="0"/>
+          <w:iCs/>
+          <w:sz w:val="21"/>
+        </w:rPr>
+        <w:t xml:space="preserve">条件下被还原为</w:t>
+      </w:r>
+      <w:r>
+        <w:rPr>
+          <w:b w:val="0"/>
+          <w:i w:val="0"/>
+          <w:iCs/>
+          <w:sz w:val="21"/>
+        </w:rPr>
+        <w:t xml:space="preserve"> </w:t>
+      </w:r>
+      <w:r>
+        <w:rPr>
+          <w:rFonts w:hint="eastAsia" w:eastAsia="FangSong" w:ascii="Times New Roman" w:hAnsi="Times New Roman"/>
+          <w:b w:val="0"/>
+          <w:i w:val="0"/>
+          <w:iCs/>
+          <w:sz w:val="21"/>
+        </w:rPr>
+        <w:t xml:space="preserve">1,4-环己二烯。该反应属于单电子转移（SET）还原，是竞赛中常见的”非8族”人名反应——学会用条件线索和中间体类型自主归类陌生反应（Wikimedia</w:t>
+      </w:r>
+      <w:r>
+        <w:rPr>
+          <w:b w:val="0"/>
+          <w:i w:val="0"/>
+          <w:iCs/>
+          <w:sz w:val="21"/>
+        </w:rPr>
+        <w:t xml:space="preserve"> </w:t>
+      </w:r>
+      <w:r>
+        <w:rPr>
+          <w:rFonts w:hint="eastAsia" w:eastAsia="FangSong" w:ascii="Times New Roman" w:hAnsi="Times New Roman"/>
+          <w:b w:val="0"/>
+          <w:i w:val="0"/>
+          <w:iCs/>
+          <w:sz w:val="21"/>
+        </w:rPr>
+        <w:t xml:space="preserve">Commons）</w:t>
       </w:r>
     </w:p>
     <w:tbl>
@@ -600,7 +747,7 @@
           <w:p>
             <w:pPr>
               <w:pStyle w:val="Compact"/>
-              <w:jc w:val="left"/>
+              <w:jc w:val="center"/>
             </w:pPr>
             <w:r>
               <w:rPr>
@@ -616,7 +763,7 @@
           <w:p>
             <w:pPr>
               <w:pStyle w:val="Compact"/>
-              <w:jc w:val="left"/>
+              <w:jc w:val="center"/>
             </w:pPr>
             <w:r>
               <w:rPr>
@@ -632,7 +779,7 @@
           <w:p>
             <w:pPr>
               <w:pStyle w:val="Compact"/>
-              <w:jc w:val="left"/>
+              <w:jc w:val="center"/>
             </w:pPr>
             <w:r>
               <w:rPr>
@@ -683,7 +830,7 @@
           <w:p>
             <w:pPr>
               <w:pStyle w:val="Compact"/>
-              <w:jc w:val="left"/>
+              <w:jc w:val="center"/>
             </w:pPr>
             <w:r>
               <w:rPr>
@@ -710,7 +857,7 @@
           <w:p>
             <w:pPr>
               <w:pStyle w:val="Compact"/>
-              <w:jc w:val="left"/>
+              <w:jc w:val="center"/>
             </w:pPr>
             <w:r>
               <w:rPr>
@@ -725,7 +872,7 @@
           <w:p>
             <w:pPr>
               <w:pStyle w:val="Compact"/>
-              <w:jc w:val="left"/>
+              <w:jc w:val="center"/>
             </w:pPr>
             <w:r>
               <w:rPr>
@@ -774,7 +921,7 @@
           <w:p>
             <w:pPr>
               <w:pStyle w:val="Compact"/>
-              <w:jc w:val="left"/>
+              <w:jc w:val="center"/>
             </w:pPr>
             <w:r>
               <w:rPr>
@@ -789,7 +936,7 @@
           <w:p>
             <w:pPr>
               <w:pStyle w:val="Compact"/>
-              <w:jc w:val="left"/>
+              <w:jc w:val="center"/>
             </w:pPr>
             <w:r>
               <w:rPr>
@@ -822,7 +969,7 @@
           <w:p>
             <w:pPr>
               <w:pStyle w:val="Compact"/>
-              <w:jc w:val="left"/>
+              <w:jc w:val="center"/>
             </w:pPr>
             <w:r>
               <w:rPr>
@@ -871,7 +1018,7 @@
           <w:p>
             <w:pPr>
               <w:pStyle w:val="Compact"/>
-              <w:jc w:val="left"/>
+              <w:jc w:val="center"/>
             </w:pPr>
             <w:r>
               <w:rPr>
@@ -886,7 +1033,7 @@
           <w:p>
             <w:pPr>
               <w:pStyle w:val="Compact"/>
-              <w:jc w:val="left"/>
+              <w:jc w:val="center"/>
             </w:pPr>
             <w:r>
               <w:rPr>
@@ -925,7 +1072,7 @@
           <w:p>
             <w:pPr>
               <w:pStyle w:val="Compact"/>
-              <w:jc w:val="left"/>
+              <w:jc w:val="center"/>
             </w:pPr>
             <w:r>
               <w:rPr>
@@ -974,7 +1121,7 @@
           <w:p>
             <w:pPr>
               <w:pStyle w:val="Compact"/>
-              <w:jc w:val="left"/>
+              <w:jc w:val="center"/>
             </w:pPr>
             <w:r>
               <w:rPr>
@@ -989,7 +1136,7 @@
           <w:p>
             <w:pPr>
               <w:pStyle w:val="Compact"/>
-              <w:jc w:val="left"/>
+              <w:jc w:val="center"/>
             </w:pPr>
             <w:r>
               <w:rPr>
@@ -1016,7 +1163,7 @@
           <w:p>
             <w:pPr>
               <w:pStyle w:val="Compact"/>
-              <w:jc w:val="left"/>
+              <w:jc w:val="center"/>
             </w:pPr>
             <w:r>
               <w:rPr>
@@ -1065,7 +1212,7 @@
           <w:p>
             <w:pPr>
               <w:pStyle w:val="Compact"/>
-              <w:jc w:val="left"/>
+              <w:jc w:val="center"/>
             </w:pPr>
             <w:r>
               <w:rPr>
@@ -1080,7 +1227,7 @@
           <w:p>
             <w:pPr>
               <w:pStyle w:val="Compact"/>
-              <w:jc w:val="left"/>
+              <w:jc w:val="center"/>
             </w:pPr>
             <w:r>
               <w:rPr>
@@ -1119,7 +1266,7 @@
           <w:p>
             <w:pPr>
               <w:pStyle w:val="Compact"/>
-              <w:jc w:val="left"/>
+              <w:jc w:val="center"/>
             </w:pPr>
             <w:r>
               <w:rPr>
@@ -1168,7 +1315,7 @@
           <w:p>
             <w:pPr>
               <w:pStyle w:val="Compact"/>
-              <w:jc w:val="left"/>
+              <w:jc w:val="center"/>
             </w:pPr>
             <w:r>
               <w:rPr>
@@ -1183,7 +1330,7 @@
           <w:p>
             <w:pPr>
               <w:pStyle w:val="Compact"/>
-              <w:jc w:val="left"/>
+              <w:jc w:val="center"/>
             </w:pPr>
             <w:r>
               <w:rPr>
@@ -1222,7 +1369,7 @@
           <w:p>
             <w:pPr>
               <w:pStyle w:val="Compact"/>
-              <w:jc w:val="left"/>
+              <w:jc w:val="center"/>
             </w:pPr>
             <w:r>
               <w:rPr>
@@ -1271,7 +1418,7 @@
           <w:p>
             <w:pPr>
               <w:pStyle w:val="Compact"/>
-              <w:jc w:val="left"/>
+              <w:jc w:val="center"/>
             </w:pPr>
             <w:r>
               <w:rPr>
@@ -1286,7 +1433,7 @@
           <w:p>
             <w:pPr>
               <w:pStyle w:val="Compact"/>
-              <w:jc w:val="left"/>
+              <w:jc w:val="center"/>
             </w:pPr>
             <w:r>
               <w:rPr>
@@ -1325,7 +1472,7 @@
           <w:p>
             <w:pPr>
               <w:pStyle w:val="Compact"/>
-              <w:jc w:val="left"/>
+              <w:jc w:val="center"/>
             </w:pPr>
             <w:r>
               <w:rPr>
@@ -1380,7 +1527,7 @@
           <w:p>
             <w:pPr>
               <w:pStyle w:val="Compact"/>
-              <w:jc w:val="left"/>
+              <w:jc w:val="center"/>
             </w:pPr>
             <w:r>
               <w:rPr>
@@ -1395,7 +1542,7 @@
           <w:p>
             <w:pPr>
               <w:pStyle w:val="Compact"/>
-              <w:jc w:val="left"/>
+              <w:jc w:val="center"/>
             </w:pPr>
             <w:r>
               <w:rPr>
@@ -1410,7 +1557,7 @@
           <w:p>
             <w:pPr>
               <w:pStyle w:val="Compact"/>
-              <w:jc w:val="left"/>
+              <w:jc w:val="center"/>
             </w:pPr>
             <w:r>
               <w:rPr>
@@ -1437,8 +1584,8 @@
         </w:tc>
       </w:tr>
     </w:tbl>
-    <w:bookmarkEnd w:id="11"/>
-    <w:bookmarkStart w:id="12" w:name="本讲分类的精髓"/>
+    <w:bookmarkEnd w:id="14"/>
+    <w:bookmarkStart w:id="15" w:name="本讲分类的精髓"/>
     <w:p>
       <w:pPr>
         <w:pStyle w:val="Heading3"/>
@@ -1879,9 +2026,9 @@
         </w:pict>
       </w:r>
     </w:p>
-    <w:bookmarkEnd w:id="12"/>
-    <w:bookmarkEnd w:id="13"/>
-    <w:bookmarkStart w:id="17" w:name="二第1族碳正离子-12-迁移"/>
+    <w:bookmarkEnd w:id="15"/>
+    <w:bookmarkEnd w:id="16"/>
+    <w:bookmarkStart w:id="20" w:name="二第1族碳正离子-12-迁移"/>
     <w:p>
       <w:pPr>
         <w:pStyle w:val="Heading2"/>
@@ -1902,7 +2049,7 @@
         <w:t xml:space="preserve">1,2-迁移</w:t>
       </w:r>
     </w:p>
-    <w:bookmarkStart w:id="14" w:name="统一机理"/>
+    <w:bookmarkStart w:id="17" w:name="统一机理"/>
     <w:p>
       <w:pPr>
         <w:pStyle w:val="Heading3"/>
@@ -1960,8 +2107,8 @@
         <w:t xml:space="preserve">正电荷稳定化</w:t>
       </w:r>
     </w:p>
-    <w:bookmarkEnd w:id="14"/>
-    <w:bookmarkStart w:id="15" w:name="族内成员对比"/>
+    <w:bookmarkEnd w:id="17"/>
+    <w:bookmarkStart w:id="18" w:name="族内成员对比"/>
     <w:p>
       <w:pPr>
         <w:pStyle w:val="Heading3"/>
@@ -2014,7 +2161,7 @@
           <w:p>
             <w:pPr>
               <w:pStyle w:val="Compact"/>
-              <w:jc w:val="left"/>
+              <w:jc w:val="center"/>
             </w:pPr>
             <w:r>
               <w:rPr>
@@ -2030,7 +2177,7 @@
           <w:p>
             <w:pPr>
               <w:pStyle w:val="Compact"/>
-              <w:jc w:val="left"/>
+              <w:jc w:val="center"/>
             </w:pPr>
             <w:r>
               <w:rPr>
@@ -2081,7 +2228,7 @@
           <w:p>
             <w:pPr>
               <w:pStyle w:val="Compact"/>
-              <w:jc w:val="left"/>
+              <w:jc w:val="center"/>
             </w:pPr>
             <w:r>
               <w:rPr>
@@ -2102,7 +2249,7 @@
           <w:p>
             <w:pPr>
               <w:pStyle w:val="Compact"/>
-              <w:jc w:val="left"/>
+              <w:jc w:val="center"/>
             </w:pPr>
             <w:r>
               <w:rPr>
@@ -2169,7 +2316,7 @@
           <w:p>
             <w:pPr>
               <w:pStyle w:val="Compact"/>
-              <w:jc w:val="left"/>
+              <w:jc w:val="center"/>
             </w:pPr>
             <w:r>
               <w:rPr>
@@ -2196,7 +2343,7 @@
           <w:p>
             <w:pPr>
               <w:pStyle w:val="Compact"/>
-              <w:jc w:val="left"/>
+              <w:jc w:val="center"/>
             </w:pPr>
             <w:r>
               <w:rPr>
@@ -2257,7 +2404,7 @@
           <w:p>
             <w:pPr>
               <w:pStyle w:val="Compact"/>
-              <w:jc w:val="left"/>
+              <w:jc w:val="center"/>
             </w:pPr>
             <w:r>
               <w:rPr>
@@ -2278,7 +2425,7 @@
           <w:p>
             <w:pPr>
               <w:pStyle w:val="Compact"/>
-              <w:jc w:val="left"/>
+              <w:jc w:val="center"/>
             </w:pPr>
             <w:r>
               <w:rPr>
@@ -2339,7 +2486,7 @@
           <w:p>
             <w:pPr>
               <w:pStyle w:val="Compact"/>
-              <w:jc w:val="left"/>
+              <w:jc w:val="center"/>
             </w:pPr>
             <w:r>
               <w:rPr>
@@ -2366,7 +2513,7 @@
           <w:p>
             <w:pPr>
               <w:pStyle w:val="Compact"/>
-              <w:jc w:val="left"/>
+              <w:jc w:val="center"/>
             </w:pPr>
             <w:r>
               <w:rPr>
@@ -2415,7 +2562,7 @@
           <w:p>
             <w:pPr>
               <w:pStyle w:val="Compact"/>
-              <w:jc w:val="left"/>
+              <w:jc w:val="center"/>
             </w:pPr>
             <w:r>
               <w:rPr>
@@ -2442,7 +2589,7 @@
           <w:p>
             <w:pPr>
               <w:pStyle w:val="Compact"/>
-              <w:jc w:val="left"/>
+              <w:jc w:val="center"/>
             </w:pPr>
             <w:r>
               <w:rPr>
@@ -2745,8 +2892,8 @@
         <w:t xml:space="preserve">先认底物模板，再确定具体反应。</w:t>
       </w:r>
     </w:p>
-    <w:bookmarkEnd w:id="15"/>
-    <w:bookmarkStart w:id="16" w:name="一眼识别"/>
+    <w:bookmarkEnd w:id="18"/>
+    <w:bookmarkStart w:id="19" w:name="一眼识别"/>
     <w:p>
       <w:pPr>
         <w:pStyle w:val="Heading3"/>
@@ -2781,7 +2928,7 @@
           <w:p>
             <w:pPr>
               <w:pStyle w:val="Compact"/>
-              <w:jc w:val="left"/>
+              <w:jc w:val="center"/>
             </w:pPr>
             <w:r>
               <w:rPr>
@@ -2797,7 +2944,7 @@
           <w:p>
             <w:pPr>
               <w:pStyle w:val="Compact"/>
-              <w:jc w:val="left"/>
+              <w:jc w:val="center"/>
             </w:pPr>
             <w:r>
               <w:rPr>
@@ -2813,7 +2960,7 @@
           <w:p>
             <w:pPr>
               <w:pStyle w:val="Compact"/>
-              <w:jc w:val="left"/>
+              <w:jc w:val="center"/>
             </w:pPr>
             <w:r>
               <w:rPr>
@@ -2831,7 +2978,7 @@
           <w:p>
             <w:pPr>
               <w:pStyle w:val="Compact"/>
-              <w:jc w:val="left"/>
+              <w:jc w:val="center"/>
             </w:pPr>
             <w:r>
               <w:rPr>
@@ -2858,7 +3005,7 @@
           <w:p>
             <w:pPr>
               <w:pStyle w:val="Compact"/>
-              <w:jc w:val="left"/>
+              <w:jc w:val="center"/>
             </w:pPr>
             <w:r>
               <w:rPr>
@@ -2879,7 +3026,7 @@
           <w:p>
             <w:pPr>
               <w:pStyle w:val="Compact"/>
-              <w:jc w:val="left"/>
+              <w:jc w:val="center"/>
             </w:pPr>
             <w:r>
               <w:rPr>
@@ -2902,7 +3049,7 @@
           <w:p>
             <w:pPr>
               <w:pStyle w:val="Compact"/>
-              <w:jc w:val="left"/>
+              <w:jc w:val="center"/>
             </w:pPr>
             <w:r>
               <w:rPr>
@@ -2923,7 +3070,7 @@
           <w:p>
             <w:pPr>
               <w:pStyle w:val="Compact"/>
-              <w:jc w:val="left"/>
+              <w:jc w:val="center"/>
             </w:pPr>
             <w:r>
               <w:rPr>
@@ -2938,7 +3085,7 @@
           <w:p>
             <w:pPr>
               <w:pStyle w:val="Compact"/>
-              <w:jc w:val="left"/>
+              <w:jc w:val="center"/>
             </w:pPr>
             <w:r>
               <w:rPr>
@@ -2955,7 +3102,7 @@
           <w:p>
             <w:pPr>
               <w:pStyle w:val="Compact"/>
-              <w:jc w:val="left"/>
+              <w:jc w:val="center"/>
             </w:pPr>
             <w:r>
               <w:rPr>
@@ -2976,7 +3123,7 @@
           <w:p>
             <w:pPr>
               <w:pStyle w:val="Compact"/>
-              <w:jc w:val="left"/>
+              <w:jc w:val="center"/>
             </w:pPr>
             <w:r>
               <w:rPr>
@@ -2991,7 +3138,7 @@
           <w:p>
             <w:pPr>
               <w:pStyle w:val="Compact"/>
-              <w:jc w:val="left"/>
+              <w:jc w:val="center"/>
             </w:pPr>
             <w:r>
               <w:rPr>
@@ -3008,7 +3155,7 @@
           <w:p>
             <w:pPr>
               <w:pStyle w:val="Compact"/>
-              <w:jc w:val="left"/>
+              <w:jc w:val="center"/>
             </w:pPr>
             <w:r>
               <w:rPr>
@@ -3029,7 +3176,7 @@
           <w:p>
             <w:pPr>
               <w:pStyle w:val="Compact"/>
-              <w:jc w:val="left"/>
+              <w:jc w:val="center"/>
             </w:pPr>
             <w:r>
               <w:rPr>
@@ -3044,7 +3191,7 @@
           <w:p>
             <w:pPr>
               <w:pStyle w:val="Compact"/>
-              <w:jc w:val="left"/>
+              <w:jc w:val="center"/>
             </w:pPr>
             <w:r>
               <w:rPr>
@@ -3063,9 +3210,9 @@
         </w:pict>
       </w:r>
     </w:p>
-    <w:bookmarkEnd w:id="16"/>
-    <w:bookmarkEnd w:id="17"/>
-    <w:bookmarkStart w:id="21" w:name="三第2族缺电子氮重排"/>
+    <w:bookmarkEnd w:id="19"/>
+    <w:bookmarkEnd w:id="20"/>
+    <w:bookmarkStart w:id="24" w:name="三第2族缺电子氮重排"/>
     <w:p>
       <w:pPr>
         <w:pStyle w:val="Heading2"/>
@@ -3077,7 +3224,7 @@
         <w:t xml:space="preserve">三、第2族：缺电子氮重排</w:t>
       </w:r>
     </w:p>
-    <w:bookmarkStart w:id="18" w:name="统一机理-1"/>
+    <w:bookmarkStart w:id="21" w:name="统一机理-1"/>
     <w:p>
       <w:pPr>
         <w:pStyle w:val="Heading3"/>
@@ -3157,8 +3304,8 @@
         <w:t xml:space="preserve">水解得胺/酰胺</w:t>
       </w:r>
     </w:p>
-    <w:bookmarkEnd w:id="18"/>
-    <w:bookmarkStart w:id="19" w:name="族内成员对比-1"/>
+    <w:bookmarkEnd w:id="21"/>
+    <w:bookmarkStart w:id="22" w:name="族内成员对比-1"/>
     <w:p>
       <w:pPr>
         <w:pStyle w:val="Heading3"/>
@@ -3213,7 +3360,7 @@
           <w:p>
             <w:pPr>
               <w:pStyle w:val="Compact"/>
-              <w:jc w:val="left"/>
+              <w:jc w:val="center"/>
             </w:pPr>
             <w:r>
               <w:rPr>
@@ -3312,7 +3459,7 @@
           <w:p>
             <w:pPr>
               <w:pStyle w:val="Compact"/>
-              <w:jc w:val="left"/>
+              <w:jc w:val="center"/>
             </w:pPr>
             <w:r>
               <w:rPr>
@@ -3408,7 +3555,7 @@
           <w:p>
             <w:pPr>
               <w:pStyle w:val="Compact"/>
-              <w:jc w:val="left"/>
+              <w:jc w:val="center"/>
             </w:pPr>
             <w:r>
               <w:rPr>
@@ -3504,7 +3651,7 @@
           <w:p>
             <w:pPr>
               <w:pStyle w:val="Compact"/>
-              <w:jc w:val="left"/>
+              <w:jc w:val="center"/>
             </w:pPr>
             <w:r>
               <w:rPr>
@@ -3606,7 +3753,7 @@
           <w:p>
             <w:pPr>
               <w:pStyle w:val="Compact"/>
-              <w:jc w:val="left"/>
+              <w:jc w:val="center"/>
             </w:pPr>
             <w:r>
               <w:rPr>
@@ -3702,7 +3849,7 @@
           <w:p>
             <w:pPr>
               <w:pStyle w:val="Compact"/>
-              <w:jc w:val="left"/>
+              <w:jc w:val="center"/>
             </w:pPr>
             <w:r>
               <w:rPr>
@@ -3804,7 +3951,7 @@
           <w:p>
             <w:pPr>
               <w:pStyle w:val="Compact"/>
-              <w:jc w:val="left"/>
+              <w:jc w:val="center"/>
             </w:pPr>
             <w:r>
               <w:rPr>
@@ -4057,8 +4204,8 @@
         <w:t xml:space="preserve">R-CO₂H）。</w:t>
       </w:r>
     </w:p>
-    <w:bookmarkEnd w:id="19"/>
-    <w:bookmarkStart w:id="20" w:name="背口诀-vs-问条件"/>
+    <w:bookmarkEnd w:id="22"/>
+    <w:bookmarkStart w:id="23" w:name="背口诀-vs-问条件"/>
     <w:p>
       <w:pPr>
         <w:pStyle w:val="Heading3"/>
@@ -4151,7 +4298,7 @@
           <w:p>
             <w:pPr>
               <w:pStyle w:val="Compact"/>
-              <w:jc w:val="left"/>
+              <w:jc w:val="center"/>
             </w:pPr>
             <w:r>
               <w:rPr>
@@ -4167,7 +4314,7 @@
           <w:p>
             <w:pPr>
               <w:pStyle w:val="Compact"/>
-              <w:jc w:val="left"/>
+              <w:jc w:val="center"/>
             </w:pPr>
             <w:r>
               <w:rPr>
@@ -4183,7 +4330,7 @@
           <w:p>
             <w:pPr>
               <w:pStyle w:val="Compact"/>
-              <w:jc w:val="left"/>
+              <w:jc w:val="center"/>
             </w:pPr>
             <w:r>
               <w:rPr>
@@ -4201,7 +4348,7 @@
           <w:p>
             <w:pPr>
               <w:pStyle w:val="Compact"/>
-              <w:jc w:val="left"/>
+              <w:jc w:val="center"/>
             </w:pPr>
             <w:r>
               <w:rPr>
@@ -4234,7 +4381,7 @@
           <w:p>
             <w:pPr>
               <w:pStyle w:val="Compact"/>
-              <w:jc w:val="left"/>
+              <w:jc w:val="center"/>
             </w:pPr>
             <w:r>
               <w:rPr>
@@ -4267,7 +4414,7 @@
           <w:p>
             <w:pPr>
               <w:pStyle w:val="Compact"/>
-              <w:jc w:val="left"/>
+              <w:jc w:val="center"/>
             </w:pPr>
             <w:r>
               <w:rPr>
@@ -4284,7 +4431,7 @@
           <w:p>
             <w:pPr>
               <w:pStyle w:val="Compact"/>
-              <w:jc w:val="left"/>
+              <w:jc w:val="center"/>
             </w:pPr>
             <w:r>
               <w:rPr>
@@ -4299,7 +4446,7 @@
           <w:p>
             <w:pPr>
               <w:pStyle w:val="Compact"/>
-              <w:jc w:val="left"/>
+              <w:jc w:val="center"/>
             </w:pPr>
             <w:r>
               <w:rPr>
@@ -4332,7 +4479,7 @@
           <w:p>
             <w:pPr>
               <w:pStyle w:val="Compact"/>
-              <w:jc w:val="left"/>
+              <w:jc w:val="center"/>
             </w:pPr>
             <w:r>
               <w:rPr>
@@ -4355,7 +4502,7 @@
           <w:p>
             <w:pPr>
               <w:pStyle w:val="Compact"/>
-              <w:jc w:val="left"/>
+              <w:jc w:val="center"/>
             </w:pPr>
             <w:r>
               <w:rPr>
@@ -4370,7 +4517,7 @@
           <w:p>
             <w:pPr>
               <w:pStyle w:val="Compact"/>
-              <w:jc w:val="left"/>
+              <w:jc w:val="center"/>
             </w:pPr>
             <w:r>
               <w:rPr>
@@ -4403,7 +4550,7 @@
           <w:p>
             <w:pPr>
               <w:pStyle w:val="Compact"/>
-              <w:jc w:val="left"/>
+              <w:jc w:val="center"/>
             </w:pPr>
             <w:r>
               <w:rPr>
@@ -4422,9 +4569,9 @@
         </w:pict>
       </w:r>
     </w:p>
-    <w:bookmarkEnd w:id="20"/>
-    <w:bookmarkEnd w:id="21"/>
-    <w:bookmarkStart w:id="25" w:name="四第3族碳负离子缩合"/>
+    <w:bookmarkEnd w:id="23"/>
+    <w:bookmarkEnd w:id="24"/>
+    <w:bookmarkStart w:id="28" w:name="四第3族碳负离子缩合"/>
     <w:p>
       <w:pPr>
         <w:pStyle w:val="Heading2"/>
@@ -4436,7 +4583,7 @@
         <w:t xml:space="preserve">四、第3族：碳负离子缩合</w:t>
       </w:r>
     </w:p>
-    <w:bookmarkStart w:id="22" w:name="统一机理-2"/>
+    <w:bookmarkStart w:id="25" w:name="统一机理-2"/>
     <w:p>
       <w:pPr>
         <w:pStyle w:val="Heading3"/>
@@ -4494,8 +4641,8 @@
         <w:t xml:space="preserve">缩合产物</w:t>
       </w:r>
     </w:p>
-    <w:bookmarkEnd w:id="22"/>
-    <w:bookmarkStart w:id="23" w:name="亲核-亲电矩阵"/>
+    <w:bookmarkEnd w:id="25"/>
+    <w:bookmarkStart w:id="26" w:name="亲核-亲电矩阵"/>
     <w:p>
       <w:pPr>
         <w:pStyle w:val="Heading3"/>
@@ -4568,7 +4715,7 @@
           <w:p>
             <w:pPr>
               <w:pStyle w:val="Compact"/>
-              <w:jc w:val="left"/>
+              <w:jc w:val="center"/>
             </w:pPr>
             <w:r>
               <w:rPr>
@@ -4584,7 +4731,7 @@
           <w:p>
             <w:pPr>
               <w:pStyle w:val="Compact"/>
-              <w:jc w:val="left"/>
+              <w:jc w:val="center"/>
             </w:pPr>
             <w:r>
               <w:rPr>
@@ -4600,7 +4747,7 @@
           <w:p>
             <w:pPr>
               <w:pStyle w:val="Compact"/>
-              <w:jc w:val="left"/>
+              <w:jc w:val="center"/>
             </w:pPr>
             <w:r>
               <w:rPr>
@@ -4618,7 +4765,7 @@
           <w:p>
             <w:pPr>
               <w:pStyle w:val="Compact"/>
-              <w:jc w:val="left"/>
+              <w:jc w:val="center"/>
             </w:pPr>
             <w:r>
               <w:rPr>
@@ -4633,7 +4780,7 @@
           <w:p>
             <w:pPr>
               <w:pStyle w:val="Compact"/>
-              <w:jc w:val="left"/>
+              <w:jc w:val="center"/>
             </w:pPr>
             <w:r>
               <w:rPr>
@@ -4662,7 +4809,7 @@
           <w:p>
             <w:pPr>
               <w:pStyle w:val="Compact"/>
-              <w:jc w:val="left"/>
+              <w:jc w:val="center"/>
             </w:pPr>
             <w:r>
               <w:rPr>
@@ -4687,7 +4834,7 @@
           <w:p>
             <w:pPr>
               <w:pStyle w:val="Compact"/>
-              <w:jc w:val="left"/>
+              <w:jc w:val="center"/>
             </w:pPr>
             <w:r>
               <w:rPr>
@@ -4702,7 +4849,7 @@
           <w:p>
             <w:pPr>
               <w:pStyle w:val="Compact"/>
-              <w:jc w:val="left"/>
+              <w:jc w:val="center"/>
             </w:pPr>
             <w:r>
               <w:rPr>
@@ -4731,7 +4878,7 @@
           <w:p>
             <w:pPr>
               <w:pStyle w:val="Compact"/>
-              <w:jc w:val="left"/>
+              <w:jc w:val="center"/>
             </w:pPr>
             <w:r>
               <w:rPr>
@@ -4756,7 +4903,7 @@
           <w:p>
             <w:pPr>
               <w:pStyle w:val="Compact"/>
-              <w:jc w:val="left"/>
+              <w:jc w:val="center"/>
             </w:pPr>
             <w:r>
               <w:rPr>
@@ -4771,7 +4918,7 @@
           <w:p>
             <w:pPr>
               <w:pStyle w:val="Compact"/>
-              <w:jc w:val="left"/>
+              <w:jc w:val="center"/>
             </w:pPr>
             <w:r>
               <w:rPr>
@@ -4800,7 +4947,7 @@
           <w:p>
             <w:pPr>
               <w:pStyle w:val="Compact"/>
-              <w:jc w:val="left"/>
+              <w:jc w:val="center"/>
             </w:pPr>
             <w:r>
               <w:rPr>
@@ -4817,7 +4964,7 @@
           <w:p>
             <w:pPr>
               <w:pStyle w:val="Compact"/>
-              <w:jc w:val="left"/>
+              <w:jc w:val="center"/>
             </w:pPr>
             <w:r>
               <w:rPr>
@@ -4844,7 +4991,7 @@
           <w:p>
             <w:pPr>
               <w:pStyle w:val="Compact"/>
-              <w:jc w:val="left"/>
+              <w:jc w:val="center"/>
             </w:pPr>
             <w:r>
               <w:rPr>
@@ -4861,7 +5008,7 @@
           <w:p>
             <w:pPr>
               <w:pStyle w:val="Compact"/>
-              <w:jc w:val="left"/>
+              <w:jc w:val="center"/>
             </w:pPr>
             <w:r>
               <w:rPr>
@@ -4886,7 +5033,7 @@
           <w:p>
             <w:pPr>
               <w:pStyle w:val="Compact"/>
-              <w:jc w:val="left"/>
+              <w:jc w:val="center"/>
             </w:pPr>
             <w:r>
               <w:rPr>
@@ -4901,7 +5048,7 @@
           <w:p>
             <w:pPr>
               <w:pStyle w:val="Compact"/>
-              <w:jc w:val="left"/>
+              <w:jc w:val="center"/>
             </w:pPr>
             <w:r>
               <w:rPr>
@@ -4930,7 +5077,7 @@
           <w:p>
             <w:pPr>
               <w:pStyle w:val="Compact"/>
-              <w:jc w:val="left"/>
+              <w:jc w:val="center"/>
             </w:pPr>
             <w:r>
               <w:rPr>
@@ -5054,8 +5201,8 @@
         <w:t xml:space="preserve">个独立的反应，记一个矩阵。</w:t>
       </w:r>
     </w:p>
-    <w:bookmarkEnd w:id="23"/>
-    <w:bookmarkStart w:id="24" w:name="aldol-与-claisen-的对比"/>
+    <w:bookmarkEnd w:id="26"/>
+    <w:bookmarkStart w:id="27" w:name="aldol-与-claisen-的对比"/>
     <w:p>
       <w:pPr>
         <w:pStyle w:val="Heading3"/>
@@ -5115,7 +5262,7 @@
           <w:p>
             <w:pPr>
               <w:pStyle w:val="Compact"/>
-              <w:jc w:val="left"/>
+              <w:jc w:val="center"/>
             </w:pPr>
             <w:r>
               <w:rPr>
@@ -5131,7 +5278,7 @@
           <w:p>
             <w:pPr>
               <w:pStyle w:val="Compact"/>
-              <w:jc w:val="left"/>
+              <w:jc w:val="center"/>
             </w:pPr>
             <w:r>
               <w:rPr>
@@ -5166,7 +5313,7 @@
           <w:p>
             <w:pPr>
               <w:pStyle w:val="Compact"/>
-              <w:jc w:val="left"/>
+              <w:jc w:val="center"/>
             </w:pPr>
             <w:r>
               <w:rPr>
@@ -5181,7 +5328,7 @@
           <w:p>
             <w:pPr>
               <w:pStyle w:val="Compact"/>
-              <w:jc w:val="left"/>
+              <w:jc w:val="center"/>
             </w:pPr>
             <w:r>
               <w:rPr>
@@ -5223,7 +5370,7 @@
           <w:p>
             <w:pPr>
               <w:pStyle w:val="Compact"/>
-              <w:jc w:val="left"/>
+              <w:jc w:val="center"/>
             </w:pPr>
             <w:r>
               <w:rPr>
@@ -5238,7 +5385,7 @@
           <w:p>
             <w:pPr>
               <w:pStyle w:val="Compact"/>
-              <w:jc w:val="left"/>
+              <w:jc w:val="center"/>
             </w:pPr>
             <w:r>
               <w:rPr>
@@ -5272,7 +5419,7 @@
           <w:p>
             <w:pPr>
               <w:pStyle w:val="Compact"/>
-              <w:jc w:val="left"/>
+              <w:jc w:val="center"/>
             </w:pPr>
             <w:r>
               <w:rPr>
@@ -5287,7 +5434,7 @@
           <w:p>
             <w:pPr>
               <w:pStyle w:val="Compact"/>
-              <w:jc w:val="left"/>
+              <w:jc w:val="center"/>
             </w:pPr>
             <w:r>
               <w:rPr>
@@ -5321,7 +5468,7 @@
           <w:p>
             <w:pPr>
               <w:pStyle w:val="Compact"/>
-              <w:jc w:val="left"/>
+              <w:jc w:val="center"/>
             </w:pPr>
             <w:r>
               <w:rPr>
@@ -5336,7 +5483,7 @@
           <w:p>
             <w:pPr>
               <w:pStyle w:val="Compact"/>
-              <w:jc w:val="left"/>
+              <w:jc w:val="center"/>
             </w:pPr>
             <w:r>
               <w:rPr>
@@ -5361,9 +5508,9 @@
         </w:pict>
       </w:r>
     </w:p>
-    <w:bookmarkEnd w:id="24"/>
-    <w:bookmarkEnd w:id="25"/>
-    <w:bookmarkStart w:id="29" w:name="五第4族umpolung极性翻转"/>
+    <w:bookmarkEnd w:id="27"/>
+    <w:bookmarkEnd w:id="28"/>
+    <w:bookmarkStart w:id="32" w:name="五第4族umpolung极性翻转"/>
     <w:p>
       <w:pPr>
         <w:pStyle w:val="Heading2"/>
@@ -5375,7 +5522,7 @@
         <w:t xml:space="preserve">五、第4族：Umpolung（极性翻转）</w:t>
       </w:r>
     </w:p>
-    <w:bookmarkStart w:id="26" w:name="统一机理-3"/>
+    <w:bookmarkStart w:id="29" w:name="统一机理-3"/>
     <w:p>
       <w:pPr>
         <w:pStyle w:val="Heading3"/>
@@ -5418,8 +5565,8 @@
         <w:t xml:space="preserve">以一种亲核形式进攻另一羰基</w:t>
       </w:r>
     </w:p>
-    <w:bookmarkEnd w:id="26"/>
-    <w:bookmarkStart w:id="27" w:name="与第-3-族的本质对比"/>
+    <w:bookmarkEnd w:id="29"/>
+    <w:bookmarkStart w:id="30" w:name="与第-3-族的本质对比"/>
     <w:p>
       <w:pPr>
         <w:pStyle w:val="Heading3"/>
@@ -5480,7 +5627,7 @@
           <w:p>
             <w:pPr>
               <w:pStyle w:val="Compact"/>
-              <w:jc w:val="left"/>
+              <w:jc w:val="center"/>
             </w:pPr>
             <w:r>
               <w:rPr>
@@ -5510,7 +5657,7 @@
           <w:p>
             <w:pPr>
               <w:pStyle w:val="Compact"/>
-              <w:jc w:val="left"/>
+              <w:jc w:val="center"/>
             </w:pPr>
             <w:r>
               <w:rPr>
@@ -5559,7 +5706,7 @@
           <w:p>
             <w:pPr>
               <w:pStyle w:val="Compact"/>
-              <w:jc w:val="left"/>
+              <w:jc w:val="center"/>
             </w:pPr>
             <w:r>
               <w:rPr>
@@ -5586,7 +5733,7 @@
           <w:p>
             <w:pPr>
               <w:pStyle w:val="Compact"/>
-              <w:jc w:val="left"/>
+              <w:jc w:val="center"/>
             </w:pPr>
             <w:r>
               <w:rPr>
@@ -5628,7 +5775,7 @@
           <w:p>
             <w:pPr>
               <w:pStyle w:val="Compact"/>
-              <w:jc w:val="left"/>
+              <w:jc w:val="center"/>
             </w:pPr>
             <w:r>
               <w:rPr>
@@ -5655,7 +5802,7 @@
           <w:p>
             <w:pPr>
               <w:pStyle w:val="Compact"/>
-              <w:jc w:val="left"/>
+              <w:jc w:val="center"/>
             </w:pPr>
             <w:r>
               <w:rPr>
@@ -5709,7 +5856,7 @@
           <w:p>
             <w:pPr>
               <w:pStyle w:val="Compact"/>
-              <w:jc w:val="left"/>
+              <w:jc w:val="center"/>
             </w:pPr>
             <w:r>
               <w:rPr>
@@ -5724,7 +5871,7 @@
           <w:p>
             <w:pPr>
               <w:pStyle w:val="Compact"/>
-              <w:jc w:val="left"/>
+              <w:jc w:val="center"/>
             </w:pPr>
             <w:r>
               <w:rPr>
@@ -5738,8 +5885,8 @@
         </w:tc>
       </w:tr>
     </w:tbl>
-    <w:bookmarkEnd w:id="27"/>
-    <w:bookmarkStart w:id="28" w:name="三种-umpolung-策略"/>
+    <w:bookmarkEnd w:id="30"/>
+    <w:bookmarkStart w:id="31" w:name="三种-umpolung-策略"/>
     <w:p>
       <w:pPr>
         <w:pStyle w:val="Heading3"/>
@@ -5801,7 +5948,7 @@
           <w:p>
             <w:pPr>
               <w:pStyle w:val="Compact"/>
-              <w:jc w:val="left"/>
+              <w:jc w:val="center"/>
             </w:pPr>
             <w:r>
               <w:rPr>
@@ -5817,7 +5964,7 @@
           <w:p>
             <w:pPr>
               <w:pStyle w:val="Compact"/>
-              <w:jc w:val="left"/>
+              <w:jc w:val="center"/>
             </w:pPr>
             <w:r>
               <w:rPr>
@@ -5833,7 +5980,7 @@
           <w:p>
             <w:pPr>
               <w:pStyle w:val="Compact"/>
-              <w:jc w:val="left"/>
+              <w:jc w:val="center"/>
             </w:pPr>
             <w:r>
               <w:rPr>
@@ -5876,7 +6023,7 @@
           <w:p>
             <w:pPr>
               <w:pStyle w:val="Compact"/>
-              <w:jc w:val="left"/>
+              <w:jc w:val="center"/>
             </w:pPr>
             <w:r>
               <w:rPr>
@@ -5897,7 +6044,7 @@
           <w:p>
             <w:pPr>
               <w:pStyle w:val="Compact"/>
-              <w:jc w:val="left"/>
+              <w:jc w:val="center"/>
             </w:pPr>
             <w:r>
               <w:rPr>
@@ -5912,7 +6059,7 @@
           <w:p>
             <w:pPr>
               <w:pStyle w:val="Compact"/>
-              <w:jc w:val="left"/>
+              <w:jc w:val="center"/>
             </w:pPr>
             <w:r>
               <w:rPr>
@@ -5954,7 +6101,7 @@
           <w:p>
             <w:pPr>
               <w:pStyle w:val="Compact"/>
-              <w:jc w:val="left"/>
+              <w:jc w:val="center"/>
             </w:pPr>
             <w:r>
               <w:rPr>
@@ -5987,7 +6134,7 @@
           <w:p>
             <w:pPr>
               <w:pStyle w:val="Compact"/>
-              <w:jc w:val="left"/>
+              <w:jc w:val="center"/>
             </w:pPr>
             <w:r>
               <w:rPr>
@@ -6014,7 +6161,7 @@
           <w:p>
             <w:pPr>
               <w:pStyle w:val="Compact"/>
-              <w:jc w:val="left"/>
+              <w:jc w:val="center"/>
             </w:pPr>
             <w:r>
               <w:rPr>
@@ -6048,7 +6195,7 @@
           <w:p>
             <w:pPr>
               <w:pStyle w:val="Compact"/>
-              <w:jc w:val="left"/>
+              <w:jc w:val="center"/>
             </w:pPr>
             <w:r>
               <w:rPr>
@@ -6063,7 +6210,7 @@
           <w:p>
             <w:pPr>
               <w:pStyle w:val="Compact"/>
-              <w:jc w:val="left"/>
+              <w:jc w:val="center"/>
             </w:pPr>
             <w:r>
               <w:rPr>
@@ -6090,7 +6237,7 @@
           <w:p>
             <w:pPr>
               <w:pStyle w:val="Compact"/>
-              <w:jc w:val="left"/>
+              <w:jc w:val="center"/>
             </w:pPr>
             <w:r>
               <w:rPr>
@@ -6217,9 +6364,9 @@
         </w:pict>
       </w:r>
     </w:p>
-    <w:bookmarkEnd w:id="28"/>
-    <w:bookmarkEnd w:id="29"/>
-    <w:bookmarkStart w:id="33" w:name="六第5族周环反应"/>
+    <w:bookmarkEnd w:id="31"/>
+    <w:bookmarkEnd w:id="32"/>
+    <w:bookmarkStart w:id="36" w:name="六第5族周环反应"/>
     <w:p>
       <w:pPr>
         <w:pStyle w:val="Heading2"/>
@@ -6231,7 +6378,7 @@
         <w:t xml:space="preserve">六、第5族：周环反应</w:t>
       </w:r>
     </w:p>
-    <w:bookmarkStart w:id="30" w:name="统一机理-4"/>
+    <w:bookmarkStart w:id="33" w:name="统一机理-4"/>
     <w:p>
       <w:pPr>
         <w:pStyle w:val="Heading3"/>
@@ -6289,8 +6436,8 @@
         <w:t xml:space="preserve">键（无离子/自由基中间体）</w:t>
       </w:r>
     </w:p>
-    <w:bookmarkEnd w:id="30"/>
-    <w:bookmarkStart w:id="31" w:name="与前-4-族的根本区别"/>
+    <w:bookmarkEnd w:id="33"/>
+    <w:bookmarkStart w:id="34" w:name="与前-4-族的根本区别"/>
     <w:p>
       <w:pPr>
         <w:pStyle w:val="Heading3"/>
@@ -6350,7 +6497,7 @@
           <w:p>
             <w:pPr>
               <w:pStyle w:val="Compact"/>
-              <w:jc w:val="left"/>
+              <w:jc w:val="center"/>
             </w:pPr>
             <w:r>
               <w:rPr>
@@ -6380,7 +6527,7 @@
           <w:p>
             <w:pPr>
               <w:pStyle w:val="Compact"/>
-              <w:jc w:val="left"/>
+              <w:jc w:val="center"/>
             </w:pPr>
             <w:r>
               <w:rPr>
@@ -6429,7 +6576,7 @@
           <w:p>
             <w:pPr>
               <w:pStyle w:val="Compact"/>
-              <w:jc w:val="left"/>
+              <w:jc w:val="center"/>
             </w:pPr>
             <w:r>
               <w:rPr>
@@ -6444,7 +6591,7 @@
           <w:p>
             <w:pPr>
               <w:pStyle w:val="Compact"/>
-              <w:jc w:val="left"/>
+              <w:jc w:val="center"/>
             </w:pPr>
             <w:r>
               <w:rPr>
@@ -6486,7 +6633,7 @@
           <w:p>
             <w:pPr>
               <w:pStyle w:val="Compact"/>
-              <w:jc w:val="left"/>
+              <w:jc w:val="center"/>
             </w:pPr>
             <w:r>
               <w:rPr>
@@ -6513,7 +6660,7 @@
           <w:p>
             <w:pPr>
               <w:pStyle w:val="Compact"/>
-              <w:jc w:val="left"/>
+              <w:jc w:val="center"/>
             </w:pPr>
             <w:r>
               <w:rPr>
@@ -6549,7 +6696,7 @@
           <w:p>
             <w:pPr>
               <w:pStyle w:val="Compact"/>
-              <w:jc w:val="left"/>
+              <w:jc w:val="center"/>
             </w:pPr>
             <w:r>
               <w:rPr>
@@ -6564,7 +6711,7 @@
           <w:p>
             <w:pPr>
               <w:pStyle w:val="Compact"/>
-              <w:jc w:val="left"/>
+              <w:jc w:val="center"/>
             </w:pPr>
             <w:r>
               <w:rPr>
@@ -6618,7 +6765,7 @@
           <w:p>
             <w:pPr>
               <w:pStyle w:val="Compact"/>
-              <w:jc w:val="left"/>
+              <w:jc w:val="center"/>
             </w:pPr>
             <w:r>
               <w:rPr>
@@ -6633,7 +6780,7 @@
           <w:p>
             <w:pPr>
               <w:pStyle w:val="Compact"/>
-              <w:jc w:val="left"/>
+              <w:jc w:val="center"/>
             </w:pPr>
             <w:r>
               <w:rPr>
@@ -6655,8 +6802,8 @@
         </w:tc>
       </w:tr>
     </w:tbl>
-    <w:bookmarkEnd w:id="31"/>
-    <w:bookmarkStart w:id="32" w:name="四大周环类型速查"/>
+    <w:bookmarkEnd w:id="34"/>
+    <w:bookmarkStart w:id="35" w:name="四大周环类型速查"/>
     <w:p>
       <w:pPr>
         <w:pStyle w:val="Heading3"/>
@@ -6691,7 +6838,7 @@
           <w:p>
             <w:pPr>
               <w:pStyle w:val="Compact"/>
-              <w:jc w:val="left"/>
+              <w:jc w:val="center"/>
             </w:pPr>
             <w:r>
               <w:rPr>
@@ -6707,7 +6854,7 @@
           <w:p>
             <w:pPr>
               <w:pStyle w:val="Compact"/>
-              <w:jc w:val="left"/>
+              <w:jc w:val="center"/>
             </w:pPr>
             <w:r>
               <w:rPr>
@@ -6723,7 +6870,7 @@
           <w:p>
             <w:pPr>
               <w:pStyle w:val="Compact"/>
-              <w:jc w:val="left"/>
+              <w:jc w:val="center"/>
             </w:pPr>
             <w:r>
               <w:rPr>
@@ -6741,7 +6888,7 @@
           <w:p>
             <w:pPr>
               <w:pStyle w:val="Compact"/>
-              <w:jc w:val="left"/>
+              <w:jc w:val="center"/>
             </w:pPr>
             <w:r>
               <w:rPr>
@@ -6766,7 +6913,7 @@
           <w:p>
             <w:pPr>
               <w:pStyle w:val="Compact"/>
-              <w:jc w:val="left"/>
+              <w:jc w:val="center"/>
             </w:pPr>
             <w:r>
               <w:rPr>
@@ -6783,7 +6930,7 @@
           <w:p>
             <w:pPr>
               <w:pStyle w:val="Compact"/>
-              <w:jc w:val="left"/>
+              <w:jc w:val="center"/>
             </w:pPr>
             <w:r>
               <w:rPr>
@@ -6812,7 +6959,7 @@
           <w:p>
             <w:pPr>
               <w:pStyle w:val="Compact"/>
-              <w:jc w:val="left"/>
+              <w:jc w:val="center"/>
             </w:pPr>
             <w:r>
               <w:rPr>
@@ -6837,7 +6984,7 @@
           <w:p>
             <w:pPr>
               <w:pStyle w:val="Compact"/>
-              <w:jc w:val="left"/>
+              <w:jc w:val="center"/>
             </w:pPr>
             <w:r>
               <w:rPr>
@@ -6852,7 +6999,7 @@
           <w:p>
             <w:pPr>
               <w:pStyle w:val="Compact"/>
-              <w:jc w:val="left"/>
+              <w:jc w:val="center"/>
             </w:pPr>
             <w:r>
               <w:rPr>
@@ -6869,7 +7016,7 @@
           <w:p>
             <w:pPr>
               <w:pStyle w:val="Compact"/>
-              <w:jc w:val="left"/>
+              <w:jc w:val="center"/>
             </w:pPr>
             <w:r>
               <w:rPr>
@@ -6886,7 +7033,7 @@
           <w:p>
             <w:pPr>
               <w:pStyle w:val="Compact"/>
-              <w:jc w:val="left"/>
+              <w:jc w:val="center"/>
             </w:pPr>
             <w:r>
               <w:rPr>
@@ -6901,7 +7048,7 @@
           <w:p>
             <w:pPr>
               <w:pStyle w:val="Compact"/>
-              <w:jc w:val="left"/>
+              <w:jc w:val="center"/>
             </w:pPr>
             <w:r>
               <w:rPr>
@@ -6936,7 +7083,7 @@
           <w:p>
             <w:pPr>
               <w:pStyle w:val="Compact"/>
-              <w:jc w:val="left"/>
+              <w:jc w:val="center"/>
             </w:pPr>
             <w:r>
               <w:rPr>
@@ -6961,7 +7108,7 @@
           <w:p>
             <w:pPr>
               <w:pStyle w:val="Compact"/>
-              <w:jc w:val="left"/>
+              <w:jc w:val="center"/>
             </w:pPr>
             <w:r>
               <w:rPr>
@@ -6978,7 +7125,7 @@
           <w:p>
             <w:pPr>
               <w:pStyle w:val="Compact"/>
-              <w:jc w:val="left"/>
+              <w:jc w:val="center"/>
             </w:pPr>
             <w:r>
               <w:rPr>
@@ -6995,7 +7142,7 @@
           <w:p>
             <w:pPr>
               <w:pStyle w:val="Compact"/>
-              <w:jc w:val="left"/>
+              <w:jc w:val="center"/>
             </w:pPr>
             <w:r>
               <w:rPr>
@@ -7012,7 +7159,7 @@
           <w:p>
             <w:pPr>
               <w:pStyle w:val="Compact"/>
-              <w:jc w:val="left"/>
+              <w:jc w:val="center"/>
             </w:pPr>
             <w:r>
               <w:rPr>
@@ -7033,7 +7180,7 @@
           <w:p>
             <w:pPr>
               <w:pStyle w:val="Compact"/>
-              <w:jc w:val="left"/>
+              <w:jc w:val="center"/>
             </w:pPr>
             <w:r>
               <w:rPr>
@@ -7392,9 +7539,9 @@
         </w:pict>
       </w:r>
     </w:p>
-    <w:bookmarkEnd w:id="32"/>
-    <w:bookmarkEnd w:id="33"/>
-    <w:bookmarkStart w:id="36" w:name="七第6族氧化重排"/>
+    <w:bookmarkEnd w:id="35"/>
+    <w:bookmarkEnd w:id="36"/>
+    <w:bookmarkStart w:id="39" w:name="七第6族氧化重排"/>
     <w:p>
       <w:pPr>
         <w:pStyle w:val="Heading2"/>
@@ -7406,7 +7553,7 @@
         <w:t xml:space="preserve">七、第6族：氧化重排</w:t>
       </w:r>
     </w:p>
-    <w:bookmarkStart w:id="34" w:name="统一机理-5"/>
+    <w:bookmarkStart w:id="37" w:name="统一机理-5"/>
     <w:p>
       <w:pPr>
         <w:pStyle w:val="Heading3"/>
@@ -7464,8 +7611,8 @@
         <w:t xml:space="preserve">之间插入一个氧原子，伴随基团迁移</w:t>
       </w:r>
     </w:p>
-    <w:bookmarkEnd w:id="34"/>
-    <w:bookmarkStart w:id="35" w:name="族内成员"/>
+    <w:bookmarkEnd w:id="37"/>
+    <w:bookmarkStart w:id="38" w:name="族内成员"/>
     <w:p>
       <w:pPr>
         <w:pStyle w:val="Heading3"/>
@@ -7502,7 +7649,7 @@
           <w:p>
             <w:pPr>
               <w:pStyle w:val="Compact"/>
-              <w:jc w:val="left"/>
+              <w:jc w:val="center"/>
             </w:pPr>
             <w:r>
               <w:rPr>
@@ -7518,7 +7665,7 @@
           <w:p>
             <w:pPr>
               <w:pStyle w:val="Compact"/>
-              <w:jc w:val="left"/>
+              <w:jc w:val="center"/>
             </w:pPr>
             <w:r>
               <w:rPr>
@@ -7534,7 +7681,7 @@
           <w:p>
             <w:pPr>
               <w:pStyle w:val="Compact"/>
-              <w:jc w:val="left"/>
+              <w:jc w:val="center"/>
             </w:pPr>
             <w:r>
               <w:rPr>
@@ -7550,7 +7697,7 @@
           <w:p>
             <w:pPr>
               <w:pStyle w:val="Compact"/>
-              <w:jc w:val="left"/>
+              <w:jc w:val="center"/>
             </w:pPr>
             <w:r>
               <w:rPr>
@@ -7584,7 +7731,7 @@
           <w:p>
             <w:pPr>
               <w:pStyle w:val="Compact"/>
-              <w:jc w:val="left"/>
+              <w:jc w:val="center"/>
             </w:pPr>
             <w:r>
               <w:rPr>
@@ -7601,7 +7748,7 @@
           <w:p>
             <w:pPr>
               <w:pStyle w:val="Compact"/>
-              <w:jc w:val="left"/>
+              <w:jc w:val="center"/>
             </w:pPr>
             <w:r>
               <w:rPr>
@@ -7616,7 +7763,7 @@
           <w:p>
             <w:pPr>
               <w:pStyle w:val="Compact"/>
-              <w:jc w:val="left"/>
+              <w:jc w:val="center"/>
             </w:pPr>
             <w:r>
               <w:rPr>
@@ -7631,7 +7778,7 @@
           <w:p>
             <w:pPr>
               <w:pStyle w:val="Compact"/>
-              <w:jc w:val="left"/>
+              <w:jc w:val="center"/>
             </w:pPr>
             <w:r>
               <w:rPr>
@@ -7669,7 +7816,7 @@
           <w:p>
             <w:pPr>
               <w:pStyle w:val="Compact"/>
-              <w:jc w:val="left"/>
+              <w:jc w:val="center"/>
             </w:pPr>
             <w:r>
               <w:rPr>
@@ -7686,7 +7833,7 @@
           <w:p>
             <w:pPr>
               <w:pStyle w:val="Compact"/>
-              <w:jc w:val="left"/>
+              <w:jc w:val="center"/>
             </w:pPr>
             <w:r>
               <w:rPr>
@@ -7701,7 +7848,7 @@
           <w:p>
             <w:pPr>
               <w:pStyle w:val="Compact"/>
-              <w:jc w:val="left"/>
+              <w:jc w:val="center"/>
             </w:pPr>
             <w:r>
               <w:rPr>
@@ -7716,7 +7863,7 @@
           <w:p>
             <w:pPr>
               <w:pStyle w:val="Compact"/>
-              <w:jc w:val="left"/>
+              <w:jc w:val="center"/>
             </w:pPr>
             <w:r>
               <w:rPr>
@@ -7760,7 +7907,7 @@
           <w:p>
             <w:pPr>
               <w:pStyle w:val="Compact"/>
-              <w:jc w:val="left"/>
+              <w:jc w:val="center"/>
             </w:pPr>
             <w:r>
               <w:rPr>
@@ -7777,7 +7924,7 @@
           <w:p>
             <w:pPr>
               <w:pStyle w:val="Compact"/>
-              <w:jc w:val="left"/>
+              <w:jc w:val="center"/>
             </w:pPr>
             <w:r>
               <w:rPr>
@@ -7792,7 +7939,7 @@
           <w:p>
             <w:pPr>
               <w:pStyle w:val="Compact"/>
-              <w:jc w:val="left"/>
+              <w:jc w:val="center"/>
             </w:pPr>
             <w:r>
               <w:rPr>
@@ -7807,7 +7954,7 @@
           <w:p>
             <w:pPr>
               <w:pStyle w:val="Compact"/>
-              <w:jc w:val="left"/>
+              <w:jc w:val="center"/>
             </w:pPr>
             <w:r>
               <w:rPr>
@@ -7969,9 +8116,9 @@
         </w:pict>
       </w:r>
     </w:p>
-    <w:bookmarkEnd w:id="35"/>
-    <w:bookmarkEnd w:id="36"/>
-    <w:bookmarkStart w:id="40" w:name="八第7族光化学激发态化学"/>
+    <w:bookmarkEnd w:id="38"/>
+    <w:bookmarkEnd w:id="39"/>
+    <w:bookmarkStart w:id="43" w:name="八第7族光化学激发态化学"/>
     <w:p>
       <w:pPr>
         <w:pStyle w:val="Heading2"/>
@@ -7983,7 +8130,7 @@
         <w:t xml:space="preserve">八、第7族：光化学（激发态化学）</w:t>
       </w:r>
     </w:p>
-    <w:bookmarkStart w:id="37" w:name="统一机理-6"/>
+    <w:bookmarkStart w:id="40" w:name="统一机理-6"/>
     <w:p>
       <w:pPr>
         <w:pStyle w:val="Heading3"/>
@@ -8145,8 +8292,8 @@
         <w:t xml:space="preserve">双自由基反应</w:t>
       </w:r>
     </w:p>
-    <w:bookmarkEnd w:id="37"/>
-    <w:bookmarkStart w:id="38" w:name="四大光化学反应"/>
+    <w:bookmarkEnd w:id="40"/>
+    <w:bookmarkStart w:id="41" w:name="四大光化学反应"/>
     <w:p>
       <w:pPr>
         <w:pStyle w:val="Heading3"/>
@@ -8183,7 +8330,7 @@
           <w:p>
             <w:pPr>
               <w:pStyle w:val="Compact"/>
-              <w:jc w:val="left"/>
+              <w:jc w:val="center"/>
             </w:pPr>
             <w:r>
               <w:rPr>
@@ -8199,7 +8346,7 @@
           <w:p>
             <w:pPr>
               <w:pStyle w:val="Compact"/>
-              <w:jc w:val="left"/>
+              <w:jc w:val="center"/>
             </w:pPr>
             <w:r>
               <w:rPr>
@@ -8215,7 +8362,7 @@
           <w:p>
             <w:pPr>
               <w:pStyle w:val="Compact"/>
-              <w:jc w:val="left"/>
+              <w:jc w:val="center"/>
             </w:pPr>
             <w:r>
               <w:rPr>
@@ -8249,7 +8396,7 @@
           <w:p>
             <w:pPr>
               <w:pStyle w:val="Compact"/>
-              <w:jc w:val="left"/>
+              <w:jc w:val="center"/>
             </w:pPr>
             <w:r>
               <w:rPr>
@@ -8274,7 +8421,7 @@
           <w:p>
             <w:pPr>
               <w:pStyle w:val="Compact"/>
-              <w:jc w:val="left"/>
+              <w:jc w:val="center"/>
             </w:pPr>
             <w:r>
               <w:rPr>
@@ -8289,7 +8436,7 @@
           <w:p>
             <w:pPr>
               <w:pStyle w:val="Compact"/>
-              <w:jc w:val="left"/>
+              <w:jc w:val="center"/>
             </w:pPr>
             <w:r>
               <w:rPr>
@@ -8363,7 +8510,7 @@
           <w:p>
             <w:pPr>
               <w:pStyle w:val="Compact"/>
-              <w:jc w:val="left"/>
+              <w:jc w:val="center"/>
             </w:pPr>
             <w:r>
               <w:rPr>
@@ -8388,7 +8535,7 @@
           <w:p>
             <w:pPr>
               <w:pStyle w:val="Compact"/>
-              <w:jc w:val="left"/>
+              <w:jc w:val="center"/>
             </w:pPr>
             <w:r>
               <w:rPr>
@@ -8415,7 +8562,7 @@
           <w:p>
             <w:pPr>
               <w:pStyle w:val="Compact"/>
-              <w:jc w:val="left"/>
+              <w:jc w:val="center"/>
             </w:pPr>
             <w:r>
               <w:rPr>
@@ -8487,7 +8634,7 @@
           <w:p>
             <w:pPr>
               <w:pStyle w:val="Compact"/>
-              <w:jc w:val="left"/>
+              <w:jc w:val="center"/>
             </w:pPr>
             <w:r>
               <w:rPr>
@@ -8504,7 +8651,7 @@
           <w:p>
             <w:pPr>
               <w:pStyle w:val="Compact"/>
-              <w:jc w:val="left"/>
+              <w:jc w:val="center"/>
             </w:pPr>
             <w:r>
               <w:rPr>
@@ -8531,7 +8678,7 @@
           <w:p>
             <w:pPr>
               <w:pStyle w:val="Compact"/>
-              <w:jc w:val="left"/>
+              <w:jc w:val="center"/>
             </w:pPr>
             <w:r>
               <w:rPr>
@@ -8569,7 +8716,7 @@
           <w:p>
             <w:pPr>
               <w:pStyle w:val="Compact"/>
-              <w:jc w:val="left"/>
+              <w:jc w:val="center"/>
             </w:pPr>
             <w:r>
               <w:rPr>
@@ -8586,7 +8733,7 @@
           <w:p>
             <w:pPr>
               <w:pStyle w:val="Compact"/>
-              <w:jc w:val="left"/>
+              <w:jc w:val="center"/>
             </w:pPr>
             <w:r>
               <w:rPr>
@@ -8601,7 +8748,7 @@
           <w:p>
             <w:pPr>
               <w:pStyle w:val="Compact"/>
-              <w:jc w:val="left"/>
+              <w:jc w:val="center"/>
             </w:pPr>
             <w:r>
               <w:rPr>
@@ -9022,8 +9169,8 @@
         <w:t xml:space="preserve">：通常得到顺式取代的氧杂环丁烷（通过双自由基中间体的笼效应）。</w:t>
       </w:r>
     </w:p>
-    <w:bookmarkEnd w:id="38"/>
-    <w:bookmarkStart w:id="39" w:name="光氧化还原催化竞赛进阶"/>
+    <w:bookmarkEnd w:id="41"/>
+    <w:bookmarkStart w:id="42" w:name="光氧化还原催化竞赛进阶"/>
     <w:p>
       <w:pPr>
         <w:pStyle w:val="Heading3"/>
@@ -9289,9 +9436,9 @@
         </w:pict>
       </w:r>
     </w:p>
-    <w:bookmarkEnd w:id="39"/>
-    <w:bookmarkEnd w:id="40"/>
-    <w:bookmarkStart w:id="43" w:name="九第8族金属偶联"/>
+    <w:bookmarkEnd w:id="42"/>
+    <w:bookmarkEnd w:id="43"/>
+    <w:bookmarkStart w:id="46" w:name="九第8族金属偶联"/>
     <w:p>
       <w:pPr>
         <w:pStyle w:val="Heading2"/>
@@ -9303,7 +9450,7 @@
         <w:t xml:space="preserve">九、第8族：金属偶联</w:t>
       </w:r>
     </w:p>
-    <w:bookmarkStart w:id="41" w:name="统一机理催化循环四步曲"/>
+    <w:bookmarkStart w:id="44" w:name="统一机理催化循环四步曲"/>
     <w:p>
       <w:pPr>
         <w:pStyle w:val="Heading3"/>
@@ -9568,8 +9715,8 @@
         <w:t xml:space="preserve">Pd⁰，产物完成偶联</w:t>
       </w:r>
     </w:p>
-    <w:bookmarkEnd w:id="41"/>
-    <w:bookmarkStart w:id="42" w:name="五大偶联反应"/>
+    <w:bookmarkEnd w:id="44"/>
+    <w:bookmarkStart w:id="45" w:name="五大偶联反应"/>
     <w:p>
       <w:pPr>
         <w:pStyle w:val="Heading3"/>
@@ -9606,7 +9753,7 @@
           <w:p>
             <w:pPr>
               <w:pStyle w:val="Compact"/>
-              <w:jc w:val="left"/>
+              <w:jc w:val="center"/>
             </w:pPr>
             <w:r>
               <w:rPr>
@@ -9638,7 +9785,7 @@
           <w:p>
             <w:pPr>
               <w:pStyle w:val="Compact"/>
-              <w:jc w:val="left"/>
+              <w:jc w:val="center"/>
             </w:pPr>
             <w:r>
               <w:rPr>
@@ -9672,7 +9819,7 @@
           <w:p>
             <w:pPr>
               <w:pStyle w:val="Compact"/>
-              <w:jc w:val="left"/>
+              <w:jc w:val="center"/>
             </w:pPr>
             <w:r>
               <w:rPr>
@@ -9712,7 +9859,7 @@
           <w:p>
             <w:pPr>
               <w:pStyle w:val="Compact"/>
-              <w:jc w:val="left"/>
+              <w:jc w:val="center"/>
             </w:pPr>
             <w:r>
               <w:rPr>
@@ -9756,7 +9903,7 @@
           <w:p>
             <w:pPr>
               <w:pStyle w:val="Compact"/>
-              <w:jc w:val="left"/>
+              <w:jc w:val="center"/>
             </w:pPr>
             <w:r>
               <w:rPr>
@@ -9796,7 +9943,7 @@
           <w:p>
             <w:pPr>
               <w:pStyle w:val="Compact"/>
-              <w:jc w:val="left"/>
+              <w:jc w:val="center"/>
             </w:pPr>
             <w:r>
               <w:rPr>
@@ -9828,7 +9975,7 @@
           <w:p>
             <w:pPr>
               <w:pStyle w:val="Compact"/>
-              <w:jc w:val="left"/>
+              <w:jc w:val="center"/>
             </w:pPr>
             <w:r>
               <w:rPr>
@@ -9868,7 +10015,7 @@
           <w:p>
             <w:pPr>
               <w:pStyle w:val="Compact"/>
-              <w:jc w:val="left"/>
+              <w:jc w:val="center"/>
             </w:pPr>
             <w:r>
               <w:rPr>
@@ -9902,7 +10049,7 @@
           <w:p>
             <w:pPr>
               <w:pStyle w:val="Compact"/>
-              <w:jc w:val="left"/>
+              <w:jc w:val="center"/>
             </w:pPr>
             <w:r>
               <w:rPr>
@@ -9942,7 +10089,7 @@
           <w:p>
             <w:pPr>
               <w:pStyle w:val="Compact"/>
-              <w:jc w:val="left"/>
+              <w:jc w:val="center"/>
             </w:pPr>
             <w:r>
               <w:rPr>
@@ -9992,7 +10139,7 @@
           <w:p>
             <w:pPr>
               <w:pStyle w:val="Compact"/>
-              <w:jc w:val="left"/>
+              <w:jc w:val="center"/>
             </w:pPr>
             <w:r>
               <w:rPr>
@@ -10024,7 +10171,7 @@
           <w:p>
             <w:pPr>
               <w:pStyle w:val="Compact"/>
-              <w:jc w:val="left"/>
+              <w:jc w:val="center"/>
             </w:pPr>
             <w:r>
               <w:rPr>
@@ -10674,9 +10821,9 @@
         </w:pict>
       </w:r>
     </w:p>
-    <w:bookmarkEnd w:id="42"/>
-    <w:bookmarkEnd w:id="43"/>
-    <w:bookmarkStart w:id="47" w:name="十跨族对比三大表"/>
+    <w:bookmarkEnd w:id="45"/>
+    <w:bookmarkEnd w:id="46"/>
+    <w:bookmarkStart w:id="50" w:name="十跨族对比三大表"/>
     <w:p>
       <w:pPr>
         <w:pStyle w:val="Heading2"/>
@@ -10688,7 +10835,7 @@
         <w:t xml:space="preserve">十、跨族对比三大表</w:t>
       </w:r>
     </w:p>
-    <w:bookmarkStart w:id="44" w:name="重排驱动力对比"/>
+    <w:bookmarkStart w:id="47" w:name="重排驱动力对比"/>
     <w:p>
       <w:pPr>
         <w:pStyle w:val="Heading3"/>
@@ -10740,7 +10887,7 @@
           <w:p>
             <w:pPr>
               <w:pStyle w:val="Compact"/>
-              <w:jc w:val="left"/>
+              <w:jc w:val="center"/>
             </w:pPr>
             <w:r>
               <w:rPr>
@@ -10756,7 +10903,7 @@
           <w:p>
             <w:pPr>
               <w:pStyle w:val="Compact"/>
-              <w:jc w:val="left"/>
+              <w:jc w:val="center"/>
             </w:pPr>
             <w:r>
               <w:rPr>
@@ -10801,7 +10948,7 @@
           <w:p>
             <w:pPr>
               <w:pStyle w:val="Compact"/>
-              <w:jc w:val="left"/>
+              <w:jc w:val="center"/>
             </w:pPr>
             <w:r>
               <w:rPr>
@@ -10822,7 +10969,7 @@
           <w:p>
             <w:pPr>
               <w:pStyle w:val="Compact"/>
-              <w:jc w:val="left"/>
+              <w:jc w:val="center"/>
             </w:pPr>
             <w:r>
               <w:rPr>
@@ -10866,7 +11013,7 @@
           <w:p>
             <w:pPr>
               <w:pStyle w:val="Compact"/>
-              <w:jc w:val="left"/>
+              <w:jc w:val="center"/>
             </w:pPr>
             <w:r>
               <w:rPr>
@@ -10899,7 +11046,7 @@
           <w:p>
             <w:pPr>
               <w:pStyle w:val="Compact"/>
-              <w:jc w:val="left"/>
+              <w:jc w:val="center"/>
             </w:pPr>
             <w:r>
               <w:rPr>
@@ -10943,7 +11090,7 @@
           <w:p>
             <w:pPr>
               <w:pStyle w:val="Compact"/>
-              <w:jc w:val="left"/>
+              <w:jc w:val="center"/>
             </w:pPr>
             <w:r>
               <w:rPr>
@@ -10958,7 +11105,7 @@
           <w:p>
             <w:pPr>
               <w:pStyle w:val="Compact"/>
-              <w:jc w:val="left"/>
+              <w:jc w:val="center"/>
             </w:pPr>
             <w:r>
               <w:rPr>
@@ -11002,7 +11149,7 @@
           <w:p>
             <w:pPr>
               <w:pStyle w:val="Compact"/>
-              <w:jc w:val="left"/>
+              <w:jc w:val="center"/>
             </w:pPr>
             <w:r>
               <w:rPr>
@@ -11017,7 +11164,7 @@
           <w:p>
             <w:pPr>
               <w:pStyle w:val="Compact"/>
-              <w:jc w:val="left"/>
+              <w:jc w:val="center"/>
             </w:pPr>
             <w:r>
               <w:rPr>
@@ -11029,8 +11176,8 @@
         </w:tc>
       </w:tr>
     </w:tbl>
-    <w:bookmarkEnd w:id="44"/>
-    <w:bookmarkStart w:id="45" w:name="缩合-vs-偶联c-c-键构建的两类策略"/>
+    <w:bookmarkEnd w:id="47"/>
+    <w:bookmarkStart w:id="48" w:name="缩合-vs-偶联c-c-键构建的两类策略"/>
     <w:p>
       <w:pPr>
         <w:pStyle w:val="Heading3"/>
@@ -11099,7 +11246,7 @@
           <w:p>
             <w:pPr>
               <w:pStyle w:val="Compact"/>
-              <w:jc w:val="left"/>
+              <w:jc w:val="center"/>
             </w:pPr>
             <w:r>
               <w:rPr>
@@ -11129,7 +11276,7 @@
           <w:p>
             <w:pPr>
               <w:pStyle w:val="Compact"/>
-              <w:jc w:val="left"/>
+              <w:jc w:val="center"/>
             </w:pPr>
             <w:r>
               <w:rPr>
@@ -11178,7 +11325,7 @@
           <w:p>
             <w:pPr>
               <w:pStyle w:val="Compact"/>
-              <w:jc w:val="left"/>
+              <w:jc w:val="center"/>
             </w:pPr>
             <w:r>
               <w:rPr>
@@ -11193,7 +11340,7 @@
           <w:p>
             <w:pPr>
               <w:pStyle w:val="Compact"/>
-              <w:jc w:val="left"/>
+              <w:jc w:val="center"/>
             </w:pPr>
             <w:r>
               <w:rPr>
@@ -11227,7 +11374,7 @@
           <w:p>
             <w:pPr>
               <w:pStyle w:val="Compact"/>
-              <w:jc w:val="left"/>
+              <w:jc w:val="center"/>
             </w:pPr>
             <w:r>
               <w:rPr>
@@ -11242,7 +11389,7 @@
           <w:p>
             <w:pPr>
               <w:pStyle w:val="Compact"/>
-              <w:jc w:val="left"/>
+              <w:jc w:val="center"/>
             </w:pPr>
             <w:r>
               <w:rPr>
@@ -11282,7 +11429,7 @@
           <w:p>
             <w:pPr>
               <w:pStyle w:val="Compact"/>
-              <w:jc w:val="left"/>
+              <w:jc w:val="center"/>
             </w:pPr>
             <w:r>
               <w:rPr>
@@ -11297,7 +11444,7 @@
           <w:p>
             <w:pPr>
               <w:pStyle w:val="Compact"/>
-              <w:jc w:val="left"/>
+              <w:jc w:val="center"/>
             </w:pPr>
             <w:r>
               <w:rPr>
@@ -11331,7 +11478,7 @@
           <w:p>
             <w:pPr>
               <w:pStyle w:val="Compact"/>
-              <w:jc w:val="left"/>
+              <w:jc w:val="center"/>
             </w:pPr>
             <w:r>
               <w:rPr>
@@ -11346,7 +11493,7 @@
           <w:p>
             <w:pPr>
               <w:pStyle w:val="Compact"/>
-              <w:jc w:val="left"/>
+              <w:jc w:val="center"/>
             </w:pPr>
             <w:r>
               <w:rPr>
@@ -11358,8 +11505,8 @@
         </w:tc>
       </w:tr>
     </w:tbl>
-    <w:bookmarkEnd w:id="45"/>
-    <w:bookmarkStart w:id="46" w:name="碳数变化速查"/>
+    <w:bookmarkEnd w:id="48"/>
+    <w:bookmarkStart w:id="49" w:name="碳数变化速查"/>
     <w:p>
       <w:pPr>
         <w:pStyle w:val="Heading3"/>
@@ -11426,7 +11573,7 @@
           <w:p>
             <w:pPr>
               <w:pStyle w:val="Compact"/>
-              <w:jc w:val="left"/>
+              <w:jc w:val="center"/>
             </w:pPr>
             <w:r>
               <w:rPr>
@@ -11476,7 +11623,7 @@
           <w:p>
             <w:pPr>
               <w:pStyle w:val="Compact"/>
-              <w:jc w:val="left"/>
+              <w:jc w:val="center"/>
             </w:pPr>
             <w:r>
               <w:rPr>
@@ -11525,7 +11672,7 @@
           <w:p>
             <w:pPr>
               <w:pStyle w:val="Compact"/>
-              <w:jc w:val="left"/>
+              <w:jc w:val="center"/>
             </w:pPr>
             <w:r>
               <w:rPr>
@@ -11580,7 +11727,7 @@
           <w:p>
             <w:pPr>
               <w:pStyle w:val="Compact"/>
-              <w:jc w:val="left"/>
+              <w:jc w:val="center"/>
             </w:pPr>
             <w:r>
               <w:rPr>
@@ -11629,7 +11776,7 @@
           <w:p>
             <w:pPr>
               <w:pStyle w:val="Compact"/>
-              <w:jc w:val="left"/>
+              <w:jc w:val="center"/>
             </w:pPr>
             <w:r>
               <w:rPr>
@@ -11696,7 +11843,7 @@
           <w:p>
             <w:pPr>
               <w:pStyle w:val="Compact"/>
-              <w:jc w:val="left"/>
+              <w:jc w:val="center"/>
             </w:pPr>
             <w:r>
               <w:rPr>
@@ -11751,7 +11898,7 @@
           <w:p>
             <w:pPr>
               <w:pStyle w:val="Compact"/>
-              <w:jc w:val="left"/>
+              <w:jc w:val="center"/>
             </w:pPr>
             <w:r>
               <w:rPr>
@@ -11770,9 +11917,9 @@
         </w:pict>
       </w:r>
     </w:p>
-    <w:bookmarkEnd w:id="46"/>
-    <w:bookmarkEnd w:id="47"/>
-    <w:bookmarkStart w:id="48" w:name="十一条件族唤醒训练10-组"/>
+    <w:bookmarkEnd w:id="49"/>
+    <w:bookmarkEnd w:id="50"/>
+    <w:bookmarkStart w:id="51" w:name="十一条件族唤醒训练10-组"/>
     <w:p>
       <w:pPr>
         <w:pStyle w:val="Heading2"/>
@@ -11830,7 +11977,7 @@
           <w:p>
             <w:pPr>
               <w:pStyle w:val="Compact"/>
-              <w:jc w:val="left"/>
+              <w:jc w:val="center"/>
             </w:pPr>
             <w:r>
               <w:rPr>
@@ -11895,7 +12042,7 @@
           <w:p>
             <w:pPr>
               <w:pStyle w:val="Compact"/>
-              <w:jc w:val="left"/>
+              <w:jc w:val="center"/>
             </w:pPr>
             <w:r>
               <w:rPr>
@@ -11971,7 +12118,7 @@
           <w:p>
             <w:pPr>
               <w:pStyle w:val="Compact"/>
-              <w:jc w:val="left"/>
+              <w:jc w:val="center"/>
             </w:pPr>
             <w:r>
               <w:rPr>
@@ -12053,7 +12200,7 @@
           <w:p>
             <w:pPr>
               <w:pStyle w:val="Compact"/>
-              <w:jc w:val="left"/>
+              <w:jc w:val="center"/>
             </w:pPr>
             <w:r>
               <w:rPr>
@@ -12135,7 +12282,7 @@
           <w:p>
             <w:pPr>
               <w:pStyle w:val="Compact"/>
-              <w:jc w:val="left"/>
+              <w:jc w:val="center"/>
             </w:pPr>
             <w:r>
               <w:rPr>
@@ -12211,7 +12358,7 @@
           <w:p>
             <w:pPr>
               <w:pStyle w:val="Compact"/>
-              <w:jc w:val="left"/>
+              <w:jc w:val="center"/>
             </w:pPr>
             <w:r>
               <w:rPr>
@@ -12293,7 +12440,7 @@
           <w:p>
             <w:pPr>
               <w:pStyle w:val="Compact"/>
-              <w:jc w:val="left"/>
+              <w:jc w:val="center"/>
             </w:pPr>
             <w:r>
               <w:rPr>
@@ -12387,7 +12534,7 @@
           <w:p>
             <w:pPr>
               <w:pStyle w:val="Compact"/>
-              <w:jc w:val="left"/>
+              <w:jc w:val="center"/>
             </w:pPr>
             <w:r>
               <w:rPr>
@@ -12469,7 +12616,7 @@
           <w:p>
             <w:pPr>
               <w:pStyle w:val="Compact"/>
-              <w:jc w:val="left"/>
+              <w:jc w:val="center"/>
             </w:pPr>
             <w:r>
               <w:rPr>
@@ -12563,7 +12710,7 @@
           <w:p>
             <w:pPr>
               <w:pStyle w:val="Compact"/>
-              <w:jc w:val="left"/>
+              <w:jc w:val="center"/>
             </w:pPr>
             <w:r>
               <w:rPr>
@@ -12645,7 +12792,7 @@
           <w:p>
             <w:pPr>
               <w:pStyle w:val="Compact"/>
-              <w:jc w:val="left"/>
+              <w:jc w:val="center"/>
             </w:pPr>
             <w:r>
               <w:rPr>
@@ -12736,8 +12883,8 @@
         </w:pict>
       </w:r>
     </w:p>
-    <w:bookmarkEnd w:id="48"/>
-    <w:bookmarkStart w:id="55" w:name="十二典型例题"/>
+    <w:bookmarkEnd w:id="51"/>
+    <w:bookmarkStart w:id="58" w:name="十二典型例题"/>
     <w:p>
       <w:pPr>
         <w:pStyle w:val="Heading2"/>
@@ -12749,7 +12896,7 @@
         <w:t xml:space="preserve">十二、典型例题</w:t>
       </w:r>
     </w:p>
-    <w:bookmarkStart w:id="49" w:name="例1-条件族唤醒陌生反应识别"/>
+    <w:bookmarkStart w:id="52" w:name="例1-条件族唤醒陌生反应识别"/>
     <w:p>
       <w:pPr>
         <w:pStyle w:val="Heading3"/>
@@ -13308,8 +13455,8 @@
         </w:pict>
       </w:r>
     </w:p>
-    <w:bookmarkEnd w:id="49"/>
-    <w:bookmarkStart w:id="50" w:name="例2-suzuki-偶联催化循环拆解"/>
+    <w:bookmarkEnd w:id="52"/>
+    <w:bookmarkStart w:id="53" w:name="例2-suzuki-偶联催化循环拆解"/>
     <w:p>
       <w:pPr>
         <w:pStyle w:val="Heading3"/>
@@ -13896,8 +14043,8 @@
         </w:pict>
       </w:r>
     </w:p>
-    <w:bookmarkEnd w:id="50"/>
-    <w:bookmarkStart w:id="51" w:name="例3-norrish-ii-产物判断环化-vs-断裂"/>
+    <w:bookmarkEnd w:id="53"/>
+    <w:bookmarkStart w:id="54" w:name="例3-norrish-ii-产物判断环化-vs-断裂"/>
     <w:p>
       <w:pPr>
         <w:pStyle w:val="Heading3"/>
@@ -14501,8 +14648,8 @@
         </w:pict>
       </w:r>
     </w:p>
-    <w:bookmarkEnd w:id="51"/>
-    <w:bookmarkStart w:id="52" w:name="例4-跨族对比同一底物的三条路"/>
+    <w:bookmarkEnd w:id="54"/>
+    <w:bookmarkStart w:id="55" w:name="例4-跨族对比同一底物的三条路"/>
     <w:p>
       <w:pPr>
         <w:pStyle w:val="Heading3"/>
@@ -15454,8 +15601,8 @@
         </w:pict>
       </w:r>
     </w:p>
-    <w:bookmarkEnd w:id="52"/>
-    <w:bookmarkStart w:id="53" w:name="例5-金属偶联产物预测sonogashira-的应用"/>
+    <w:bookmarkEnd w:id="55"/>
+    <w:bookmarkStart w:id="56" w:name="例5-金属偶联产物预测sonogashira-的应用"/>
     <w:p>
       <w:pPr>
         <w:pStyle w:val="Heading3"/>
@@ -15918,8 +16065,8 @@
         </w:pict>
       </w:r>
     </w:p>
-    <w:bookmarkEnd w:id="53"/>
-    <w:bookmarkStart w:id="54" w:name="例6-综合实战多族联合命题"/>
+    <w:bookmarkEnd w:id="56"/>
+    <w:bookmarkStart w:id="57" w:name="例6-综合实战多族联合命题"/>
     <w:p>
       <w:pPr>
         <w:pStyle w:val="Heading3"/>
@@ -16944,9 +17091,9 @@
         </w:pict>
       </w:r>
     </w:p>
-    <w:bookmarkEnd w:id="54"/>
-    <w:bookmarkEnd w:id="55"/>
-    <w:bookmarkStart w:id="56" w:name="十三常见误区汇总"/>
+    <w:bookmarkEnd w:id="57"/>
+    <w:bookmarkEnd w:id="58"/>
+    <w:bookmarkStart w:id="59" w:name="十三常见误区汇总"/>
     <w:p>
       <w:pPr>
         <w:pStyle w:val="Heading2"/>
@@ -17335,8 +17482,8 @@
         </w:pict>
       </w:r>
     </w:p>
-    <w:bookmarkEnd w:id="56"/>
-    <w:bookmarkStart w:id="57" w:name="十四方法总结条件族唤醒决策树"/>
+    <w:bookmarkEnd w:id="59"/>
+    <w:bookmarkStart w:id="60" w:name="十四方法总结条件族唤醒决策树"/>
     <w:p>
       <w:pPr>
         <w:pStyle w:val="Heading2"/>
@@ -18899,8 +19046,8 @@
         </w:pict>
       </w:r>
     </w:p>
-    <w:bookmarkEnd w:id="57"/>
-    <w:bookmarkStart w:id="60" w:name="十五核心速查卡"/>
+    <w:bookmarkEnd w:id="60"/>
+    <w:bookmarkStart w:id="63" w:name="十五核心速查卡"/>
     <w:p>
       <w:pPr>
         <w:pStyle w:val="Heading2"/>
@@ -18912,7 +19059,7 @@
         <w:t xml:space="preserve">十五、核心速查卡</w:t>
       </w:r>
     </w:p>
-    <w:bookmarkStart w:id="58" w:name="大机理族速查"/>
+    <w:bookmarkStart w:id="61" w:name="大机理族速查"/>
     <w:p>
       <w:pPr>
         <w:pStyle w:val="Heading3"/>
@@ -18966,7 +19113,7 @@
           <w:p>
             <w:pPr>
               <w:pStyle w:val="Compact"/>
-              <w:jc w:val="left"/>
+              <w:jc w:val="center"/>
             </w:pPr>
             <w:r>
               <w:rPr>
@@ -18982,7 +19129,7 @@
           <w:p>
             <w:pPr>
               <w:pStyle w:val="Compact"/>
-              <w:jc w:val="left"/>
+              <w:jc w:val="center"/>
             </w:pPr>
             <w:r>
               <w:rPr>
@@ -19047,7 +19194,7 @@
           <w:p>
             <w:pPr>
               <w:pStyle w:val="Compact"/>
-              <w:jc w:val="left"/>
+              <w:jc w:val="center"/>
             </w:pPr>
             <w:r>
               <w:rPr>
@@ -19074,7 +19221,7 @@
           <w:p>
             <w:pPr>
               <w:pStyle w:val="Compact"/>
-              <w:jc w:val="left"/>
+              <w:jc w:val="center"/>
             </w:pPr>
             <w:r>
               <w:rPr>
@@ -19148,7 +19295,7 @@
           <w:p>
             <w:pPr>
               <w:pStyle w:val="Compact"/>
-              <w:jc w:val="left"/>
+              <w:jc w:val="center"/>
             </w:pPr>
             <w:r>
               <w:rPr>
@@ -19163,7 +19310,7 @@
           <w:p>
             <w:pPr>
               <w:pStyle w:val="Compact"/>
-              <w:jc w:val="left"/>
+              <w:jc w:val="center"/>
             </w:pPr>
             <w:r>
               <w:rPr>
@@ -19243,7 +19390,7 @@
           <w:p>
             <w:pPr>
               <w:pStyle w:val="Compact"/>
-              <w:jc w:val="left"/>
+              <w:jc w:val="center"/>
             </w:pPr>
             <w:r>
               <w:rPr>
@@ -19258,7 +19405,7 @@
           <w:p>
             <w:pPr>
               <w:pStyle w:val="Compact"/>
-              <w:jc w:val="left"/>
+              <w:jc w:val="center"/>
             </w:pPr>
             <w:r>
               <w:rPr>
@@ -19320,7 +19467,7 @@
           <w:p>
             <w:pPr>
               <w:pStyle w:val="Compact"/>
-              <w:jc w:val="left"/>
+              <w:jc w:val="center"/>
             </w:pPr>
             <w:r>
               <w:rPr>
@@ -19335,7 +19482,7 @@
           <w:p>
             <w:pPr>
               <w:pStyle w:val="Compact"/>
-              <w:jc w:val="left"/>
+              <w:jc w:val="center"/>
             </w:pPr>
             <w:r>
               <w:rPr>
@@ -19397,7 +19544,7 @@
           <w:p>
             <w:pPr>
               <w:pStyle w:val="Compact"/>
-              <w:jc w:val="left"/>
+              <w:jc w:val="center"/>
             </w:pPr>
             <w:r>
               <w:rPr>
@@ -19412,7 +19559,7 @@
           <w:p>
             <w:pPr>
               <w:pStyle w:val="Compact"/>
-              <w:jc w:val="left"/>
+              <w:jc w:val="center"/>
             </w:pPr>
             <w:r>
               <w:rPr>
@@ -19474,7 +19621,7 @@
           <w:p>
             <w:pPr>
               <w:pStyle w:val="Compact"/>
-              <w:jc w:val="left"/>
+              <w:jc w:val="center"/>
             </w:pPr>
             <w:r>
               <w:rPr>
@@ -19489,7 +19636,7 @@
           <w:p>
             <w:pPr>
               <w:pStyle w:val="Compact"/>
-              <w:jc w:val="left"/>
+              <w:jc w:val="center"/>
             </w:pPr>
             <w:r>
               <w:rPr>
@@ -19557,7 +19704,7 @@
           <w:p>
             <w:pPr>
               <w:pStyle w:val="Compact"/>
-              <w:jc w:val="left"/>
+              <w:jc w:val="center"/>
             </w:pPr>
             <w:r>
               <w:rPr>
@@ -19572,7 +19719,7 @@
           <w:p>
             <w:pPr>
               <w:pStyle w:val="Compact"/>
-              <w:jc w:val="left"/>
+              <w:jc w:val="center"/>
             </w:pPr>
             <w:r>
               <w:rPr>
@@ -19634,7 +19781,7 @@
           <w:p>
             <w:pPr>
               <w:pStyle w:val="Compact"/>
-              <w:jc w:val="left"/>
+              <w:jc w:val="center"/>
             </w:pPr>
             <w:r>
               <w:rPr>
@@ -19649,7 +19796,7 @@
           <w:p>
             <w:pPr>
               <w:pStyle w:val="Compact"/>
-              <w:jc w:val="left"/>
+              <w:jc w:val="center"/>
             </w:pPr>
             <w:r>
               <w:rPr>
@@ -19697,8 +19844,8 @@
         </w:tc>
       </w:tr>
     </w:tbl>
-    <w:bookmarkEnd w:id="58"/>
-    <w:bookmarkStart w:id="59" w:name="条件族触发词速查"/>
+    <w:bookmarkEnd w:id="61"/>
+    <w:bookmarkStart w:id="62" w:name="条件族触发词速查"/>
     <w:p>
       <w:pPr>
         <w:pStyle w:val="Heading3"/>
@@ -19729,7 +19876,7 @@
           <w:p>
             <w:pPr>
               <w:pStyle w:val="Compact"/>
-              <w:jc w:val="left"/>
+              <w:jc w:val="center"/>
             </w:pPr>
             <w:r>
               <w:rPr>
@@ -19763,7 +19910,7 @@
           <w:p>
             <w:pPr>
               <w:pStyle w:val="Compact"/>
-              <w:jc w:val="left"/>
+              <w:jc w:val="center"/>
             </w:pPr>
             <w:r>
               <w:rPr>
@@ -19825,7 +19972,7 @@
           <w:p>
             <w:pPr>
               <w:pStyle w:val="Compact"/>
-              <w:jc w:val="left"/>
+              <w:jc w:val="center"/>
             </w:pPr>
             <w:r>
               <w:rPr>
@@ -19887,7 +20034,7 @@
           <w:p>
             <w:pPr>
               <w:pStyle w:val="Compact"/>
-              <w:jc w:val="left"/>
+              <w:jc w:val="center"/>
             </w:pPr>
             <w:r>
               <w:rPr>
@@ -19949,7 +20096,7 @@
           <w:p>
             <w:pPr>
               <w:pStyle w:val="Compact"/>
-              <w:jc w:val="left"/>
+              <w:jc w:val="center"/>
             </w:pPr>
             <w:r>
               <w:rPr>
@@ -20011,7 +20158,7 @@
           <w:p>
             <w:pPr>
               <w:pStyle w:val="Compact"/>
-              <w:jc w:val="left"/>
+              <w:jc w:val="center"/>
             </w:pPr>
             <w:r>
               <w:rPr>
@@ -20073,7 +20220,7 @@
           <w:p>
             <w:pPr>
               <w:pStyle w:val="Compact"/>
-              <w:jc w:val="left"/>
+              <w:jc w:val="center"/>
             </w:pPr>
             <w:r>
               <w:rPr>
@@ -20129,7 +20276,7 @@
           <w:p>
             <w:pPr>
               <w:pStyle w:val="Compact"/>
-              <w:jc w:val="left"/>
+              <w:jc w:val="center"/>
             </w:pPr>
             <w:r>
               <w:rPr>
@@ -20173,7 +20320,7 @@
           <w:p>
             <w:pPr>
               <w:pStyle w:val="Compact"/>
-              <w:jc w:val="left"/>
+              <w:jc w:val="center"/>
             </w:pPr>
             <w:r>
               <w:rPr>
@@ -20217,7 +20364,7 @@
           <w:p>
             <w:pPr>
               <w:pStyle w:val="Compact"/>
-              <w:jc w:val="left"/>
+              <w:jc w:val="center"/>
             </w:pPr>
             <w:r>
               <w:rPr>
@@ -20261,7 +20408,7 @@
           <w:p>
             <w:pPr>
               <w:pStyle w:val="Compact"/>
-              <w:jc w:val="left"/>
+              <w:jc w:val="center"/>
             </w:pPr>
             <w:r>
               <w:rPr>
@@ -20317,7 +20464,7 @@
           <w:p>
             <w:pPr>
               <w:pStyle w:val="Compact"/>
-              <w:jc w:val="left"/>
+              <w:jc w:val="center"/>
             </w:pPr>
             <w:r>
               <w:rPr>
@@ -20379,7 +20526,7 @@
           <w:p>
             <w:pPr>
               <w:pStyle w:val="Compact"/>
-              <w:jc w:val="left"/>
+              <w:jc w:val="center"/>
             </w:pPr>
             <w:r>
               <w:rPr>
@@ -20431,9 +20578,9 @@
         </w:pict>
       </w:r>
     </w:p>
-    <w:bookmarkEnd w:id="59"/>
-    <w:bookmarkEnd w:id="60"/>
-    <w:bookmarkStart w:id="64" w:name="十六练习题"/>
+    <w:bookmarkEnd w:id="62"/>
+    <w:bookmarkEnd w:id="63"/>
+    <w:bookmarkStart w:id="67" w:name="十六练习题"/>
     <w:p>
       <w:pPr>
         <w:pStyle w:val="Heading2"/>
@@ -20445,7 +20592,7 @@
         <w:t xml:space="preserve">十六、练习题</w:t>
       </w:r>
     </w:p>
-    <w:bookmarkStart w:id="61" w:name="基础巩固"/>
+    <w:bookmarkStart w:id="64" w:name="基础巩固"/>
     <w:p>
       <w:pPr>
         <w:pStyle w:val="Heading3"/>
@@ -20589,8 +20736,8 @@
         <w:t xml:space="preserve"> + mCPBA</w:t>
       </w:r>
     </w:p>
-    <w:bookmarkEnd w:id="61"/>
-    <w:bookmarkStart w:id="62" w:name="提高训练"/>
+    <w:bookmarkEnd w:id="64"/>
+    <w:bookmarkStart w:id="65" w:name="提高训练"/>
     <w:p>
       <w:pPr>
         <w:pStyle w:val="Heading3"/>
@@ -20728,8 +20875,8 @@
         <w:t xml:space="preserve"> + mCPBA → C</w:t>
       </w:r>
     </w:p>
-    <w:bookmarkEnd w:id="62"/>
-    <w:bookmarkStart w:id="63" w:name="综合挑战"/>
+    <w:bookmarkEnd w:id="65"/>
+    <w:bookmarkStart w:id="66" w:name="综合挑战"/>
     <w:p>
       <w:pPr>
         <w:pStyle w:val="Heading3"/>
@@ -20979,9 +21126,9 @@
         </w:pict>
       </w:r>
     </w:p>
-    <w:bookmarkEnd w:id="63"/>
-    <w:bookmarkEnd w:id="64"/>
-    <w:bookmarkStart w:id="65" w:name="参考答案"/>
+    <w:bookmarkEnd w:id="66"/>
+    <w:bookmarkEnd w:id="67"/>
+    <w:bookmarkStart w:id="68" w:name="参考答案"/>
     <w:p>
       <w:pPr>
         <w:pStyle w:val="Heading2"/>
@@ -21813,8 +21960,8 @@
         </w:pict>
       </w:r>
     </w:p>
-    <w:bookmarkEnd w:id="65"/>
-    <w:bookmarkStart w:id="66" w:name="十七跨专题连接"/>
+    <w:bookmarkEnd w:id="68"/>
+    <w:bookmarkStart w:id="69" w:name="十七跨专题连接"/>
     <w:p>
       <w:pPr>
         <w:pStyle w:val="Heading2"/>
@@ -22115,8 +22262,8 @@
         </w:pict>
       </w:r>
     </w:p>
-    <w:bookmarkEnd w:id="66"/>
-    <w:bookmarkEnd w:id="67"/>
+    <w:bookmarkEnd w:id="69"/>
+    <w:bookmarkEnd w:id="70"/>
     <w:sectPr>
       <w:footerReference w:type="default" r:id="rId9"/>
       <w:footnotePr>
